--- a/BTTH3.docx
+++ b/BTTH3.docx
@@ -32,6 +32,7 @@
           <w:rFonts w:hint="default" w:ascii="Times New Roman" w:hAnsi="Times New Roman" w:cs="Times New Roman"/>
           <w:sz w:val="20"/>
           <w:szCs w:val="20"/>
+          <w:vertAlign w:val="baseline"/>
         </w:rPr>
       </w:pPr>
       <w:r>
@@ -45,154 +46,149 @@
     </w:p>
     <w:tbl>
       <w:tblPr>
+        <w:tblStyle w:val="11"/>
         <w:tblW w:w="0" w:type="auto"/>
-        <w:tblCellSpacing w:w="15" w:type="dxa"/>
         <w:tblInd w:w="0" w:type="dxa"/>
         <w:tblBorders>
-          <w:top w:val="none" w:color="auto" w:sz="0" w:space="0"/>
-          <w:left w:val="none" w:color="auto" w:sz="0" w:space="0"/>
-          <w:bottom w:val="none" w:color="auto" w:sz="0" w:space="0"/>
-          <w:right w:val="none" w:color="auto" w:sz="0" w:space="0"/>
-          <w:insideH w:val="none" w:color="auto" w:sz="0" w:space="0"/>
-          <w:insideV w:val="none" w:color="auto" w:sz="0" w:space="0"/>
+          <w:top w:val="single" w:color="auto" w:sz="4" w:space="0"/>
+          <w:left w:val="single" w:color="auto" w:sz="4" w:space="0"/>
+          <w:bottom w:val="single" w:color="auto" w:sz="4" w:space="0"/>
+          <w:right w:val="single" w:color="auto" w:sz="4" w:space="0"/>
+          <w:insideH w:val="single" w:color="auto" w:sz="4" w:space="0"/>
+          <w:insideV w:val="single" w:color="auto" w:sz="4" w:space="0"/>
         </w:tblBorders>
-        <w:shd w:val="clear"/>
         <w:tblLayout w:type="autofit"/>
         <w:tblCellMar>
-          <w:top w:w="15" w:type="dxa"/>
-          <w:left w:w="15" w:type="dxa"/>
-          <w:bottom w:w="15" w:type="dxa"/>
-          <w:right w:w="15" w:type="dxa"/>
+          <w:left w:w="108" w:type="dxa"/>
+          <w:right w:w="108" w:type="dxa"/>
         </w:tblCellMar>
       </w:tblPr>
       <w:tblGrid>
-        <w:gridCol w:w="1876"/>
-        <w:gridCol w:w="3993"/>
-        <w:gridCol w:w="1531"/>
+        <w:gridCol w:w="2256"/>
+        <w:gridCol w:w="3425"/>
+        <w:gridCol w:w="2841"/>
       </w:tblGrid>
       <w:tr>
         <w:tblPrEx>
           <w:tblBorders>
-            <w:top w:val="none" w:color="auto" w:sz="0" w:space="0"/>
-            <w:left w:val="none" w:color="auto" w:sz="0" w:space="0"/>
-            <w:bottom w:val="none" w:color="auto" w:sz="0" w:space="0"/>
-            <w:right w:val="none" w:color="auto" w:sz="0" w:space="0"/>
-            <w:insideH w:val="none" w:color="auto" w:sz="0" w:space="0"/>
-            <w:insideV w:val="none" w:color="auto" w:sz="0" w:space="0"/>
+            <w:top w:val="single" w:color="auto" w:sz="4" w:space="0"/>
+            <w:left w:val="single" w:color="auto" w:sz="4" w:space="0"/>
+            <w:bottom w:val="single" w:color="auto" w:sz="4" w:space="0"/>
+            <w:right w:val="single" w:color="auto" w:sz="4" w:space="0"/>
+            <w:insideH w:val="single" w:color="auto" w:sz="4" w:space="0"/>
+            <w:insideV w:val="single" w:color="auto" w:sz="4" w:space="0"/>
           </w:tblBorders>
           <w:tblCellMar>
-            <w:top w:w="15" w:type="dxa"/>
-            <w:left w:w="15" w:type="dxa"/>
-            <w:bottom w:w="15" w:type="dxa"/>
-            <w:right w:w="15" w:type="dxa"/>
+            <w:left w:w="108" w:type="dxa"/>
+            <w:right w:w="108" w:type="dxa"/>
           </w:tblCellMar>
         </w:tblPrEx>
-        <w:trPr>
-          <w:tblHeader/>
-          <w:tblCellSpacing w:w="15" w:type="dxa"/>
-        </w:trPr>
-        <w:tc>
-          <w:tcPr>
-            <w:tcW w:w="0" w:type="auto"/>
-            <w:shd w:val="clear"/>
-            <w:vAlign w:val="center"/>
-          </w:tcPr>
-          <w:p>
-            <w:pPr>
-              <w:keepNext w:val="0"/>
-              <w:keepLines w:val="0"/>
-              <w:widowControl/>
-              <w:suppressLineNumbers w:val="0"/>
-              <w:jc w:val="center"/>
+        <w:tc>
+          <w:tcPr>
+            <w:tcW w:w="2256" w:type="dxa"/>
+          </w:tcPr>
+          <w:p>
+            <w:pPr>
+              <w:pStyle w:val="2"/>
+              <w:keepNext w:val="0"/>
+              <w:keepLines w:val="0"/>
+              <w:widowControl/>
+              <w:suppressLineNumbers w:val="0"/>
+              <w:rPr>
+                <w:rFonts w:hint="default" w:ascii="Times New Roman" w:hAnsi="Times New Roman" w:cs="Times New Roman"/>
+                <w:sz w:val="20"/>
+                <w:szCs w:val="20"/>
+                <w:vertAlign w:val="baseline"/>
+              </w:rPr>
+            </w:pPr>
+            <w:r>
+              <w:rPr>
+                <w:rFonts w:hint="default" w:ascii="Times New Roman" w:hAnsi="Times New Roman" w:eastAsia="SimSun" w:cs="Times New Roman"/>
+                <w:b/>
+                <w:bCs/>
+                <w:kern w:val="0"/>
+                <w:sz w:val="20"/>
+                <w:szCs w:val="20"/>
+                <w:lang w:val="en-US" w:eastAsia="zh-CN" w:bidi="ar"/>
+              </w:rPr>
+              <w:t>Entity</w:t>
+            </w:r>
+          </w:p>
+        </w:tc>
+        <w:tc>
+          <w:tcPr>
+            <w:tcW w:w="3425" w:type="dxa"/>
+          </w:tcPr>
+          <w:p>
+            <w:pPr>
+              <w:pStyle w:val="2"/>
+              <w:keepNext w:val="0"/>
+              <w:keepLines w:val="0"/>
+              <w:widowControl/>
+              <w:suppressLineNumbers w:val="0"/>
+              <w:rPr>
+                <w:rFonts w:hint="default" w:ascii="Times New Roman" w:hAnsi="Times New Roman" w:cs="Times New Roman"/>
+                <w:sz w:val="20"/>
+                <w:szCs w:val="20"/>
+                <w:vertAlign w:val="baseline"/>
+              </w:rPr>
+            </w:pPr>
+            <w:r>
+              <w:rPr>
+                <w:rFonts w:hint="default" w:ascii="Times New Roman" w:hAnsi="Times New Roman" w:eastAsia="SimSun" w:cs="Times New Roman"/>
+                <w:b/>
+                <w:bCs/>
+                <w:kern w:val="0"/>
+                <w:sz w:val="20"/>
+                <w:szCs w:val="20"/>
+                <w:lang w:val="en-US" w:eastAsia="zh-CN" w:bidi="ar"/>
+              </w:rPr>
+              <w:t>Attribute cần lưu</w:t>
+            </w:r>
+          </w:p>
+        </w:tc>
+        <w:tc>
+          <w:tcPr>
+            <w:tcW w:w="2841" w:type="dxa"/>
+          </w:tcPr>
+          <w:p>
+            <w:pPr>
+              <w:pStyle w:val="2"/>
+              <w:keepNext w:val="0"/>
+              <w:keepLines w:val="0"/>
+              <w:widowControl/>
+              <w:suppressLineNumbers w:val="0"/>
+              <w:rPr>
+                <w:rFonts w:hint="default" w:ascii="Times New Roman" w:hAnsi="Times New Roman" w:cs="Times New Roman"/>
+                <w:sz w:val="20"/>
+                <w:szCs w:val="20"/>
+                <w:vertAlign w:val="baseline"/>
+                <w:lang w:val="en-US"/>
+              </w:rPr>
+            </w:pPr>
+            <w:r>
+              <w:rPr>
+                <w:rFonts w:hint="default" w:ascii="Times New Roman" w:hAnsi="Times New Roman" w:eastAsia="SimSun" w:cs="Times New Roman"/>
+                <w:b/>
+                <w:bCs/>
+                <w:kern w:val="0"/>
+                <w:sz w:val="20"/>
+                <w:szCs w:val="20"/>
+                <w:lang w:val="en-US" w:eastAsia="zh-CN" w:bidi="ar"/>
+              </w:rPr>
+              <w:t>Khóa chính (PK</w:t>
+            </w:r>
+            <w:r>
               <w:rPr>
                 <w:rFonts w:hint="default" w:ascii="Times New Roman" w:hAnsi="Times New Roman" w:cs="Times New Roman"/>
                 <w:b/>
                 <w:bCs/>
-                <w:sz w:val="20"/>
-                <w:szCs w:val="20"/>
-              </w:rPr>
-            </w:pPr>
-            <w:r>
-              <w:rPr>
-                <w:rFonts w:hint="default" w:ascii="Times New Roman" w:hAnsi="Times New Roman" w:eastAsia="SimSun" w:cs="Times New Roman"/>
-                <w:b/>
-                <w:bCs/>
-                <w:kern w:val="0"/>
-                <w:sz w:val="20"/>
-                <w:szCs w:val="20"/>
-                <w:lang w:val="en-US" w:eastAsia="zh-CN" w:bidi="ar"/>
-              </w:rPr>
-              <w:t>Entity</w:t>
-            </w:r>
-          </w:p>
-        </w:tc>
-        <w:tc>
-          <w:tcPr>
-            <w:tcW w:w="0" w:type="auto"/>
-            <w:shd w:val="clear"/>
-            <w:vAlign w:val="center"/>
-          </w:tcPr>
-          <w:p>
-            <w:pPr>
-              <w:keepNext w:val="0"/>
-              <w:keepLines w:val="0"/>
-              <w:widowControl/>
-              <w:suppressLineNumbers w:val="0"/>
-              <w:jc w:val="center"/>
-              <w:rPr>
-                <w:rFonts w:hint="default" w:ascii="Times New Roman" w:hAnsi="Times New Roman" w:cs="Times New Roman"/>
-                <w:b/>
-                <w:bCs/>
-                <w:sz w:val="20"/>
-                <w:szCs w:val="20"/>
-              </w:rPr>
-            </w:pPr>
-            <w:r>
-              <w:rPr>
-                <w:rFonts w:hint="default" w:ascii="Times New Roman" w:hAnsi="Times New Roman" w:eastAsia="SimSun" w:cs="Times New Roman"/>
-                <w:b/>
-                <w:bCs/>
-                <w:kern w:val="0"/>
-                <w:sz w:val="20"/>
-                <w:szCs w:val="20"/>
-                <w:lang w:val="en-US" w:eastAsia="zh-CN" w:bidi="ar"/>
-              </w:rPr>
-              <w:t>Attribute cần lưu</w:t>
-            </w:r>
-          </w:p>
-        </w:tc>
-        <w:tc>
-          <w:tcPr>
-            <w:tcW w:w="0" w:type="auto"/>
-            <w:shd w:val="clear"/>
-            <w:vAlign w:val="center"/>
-          </w:tcPr>
-          <w:p>
-            <w:pPr>
-              <w:keepNext w:val="0"/>
-              <w:keepLines w:val="0"/>
-              <w:widowControl/>
-              <w:suppressLineNumbers w:val="0"/>
-              <w:jc w:val="center"/>
-              <w:rPr>
-                <w:rFonts w:hint="default" w:ascii="Times New Roman" w:hAnsi="Times New Roman" w:cs="Times New Roman"/>
-                <w:b/>
-                <w:bCs/>
-                <w:sz w:val="20"/>
-                <w:szCs w:val="20"/>
-              </w:rPr>
-            </w:pPr>
-            <w:r>
-              <w:rPr>
-                <w:rFonts w:hint="default" w:ascii="Times New Roman" w:hAnsi="Times New Roman" w:eastAsia="SimSun" w:cs="Times New Roman"/>
-                <w:b/>
-                <w:bCs/>
-                <w:kern w:val="0"/>
-                <w:sz w:val="20"/>
-                <w:szCs w:val="20"/>
-                <w:lang w:val="en-US" w:eastAsia="zh-CN" w:bidi="ar"/>
-              </w:rPr>
-              <w:t>Khóa chính (PK)</w:t>
+                <w:kern w:val="0"/>
+                <w:sz w:val="20"/>
+                <w:szCs w:val="20"/>
+                <w:lang w:val="en-US" w:eastAsia="zh-CN" w:bidi="ar"/>
+              </w:rPr>
+              <w:t>)</w:t>
             </w:r>
           </w:p>
         </w:tc>
@@ -200,47 +196,42 @@
       <w:tr>
         <w:tblPrEx>
           <w:tblBorders>
-            <w:top w:val="none" w:color="auto" w:sz="0" w:space="0"/>
-            <w:left w:val="none" w:color="auto" w:sz="0" w:space="0"/>
-            <w:bottom w:val="none" w:color="auto" w:sz="0" w:space="0"/>
-            <w:right w:val="none" w:color="auto" w:sz="0" w:space="0"/>
-            <w:insideH w:val="none" w:color="auto" w:sz="0" w:space="0"/>
-            <w:insideV w:val="none" w:color="auto" w:sz="0" w:space="0"/>
+            <w:top w:val="single" w:color="auto" w:sz="4" w:space="0"/>
+            <w:left w:val="single" w:color="auto" w:sz="4" w:space="0"/>
+            <w:bottom w:val="single" w:color="auto" w:sz="4" w:space="0"/>
+            <w:right w:val="single" w:color="auto" w:sz="4" w:space="0"/>
+            <w:insideH w:val="single" w:color="auto" w:sz="4" w:space="0"/>
+            <w:insideV w:val="single" w:color="auto" w:sz="4" w:space="0"/>
           </w:tblBorders>
-          <w:shd w:val="clear"/>
           <w:tblCellMar>
-            <w:top w:w="15" w:type="dxa"/>
-            <w:left w:w="15" w:type="dxa"/>
-            <w:bottom w:w="15" w:type="dxa"/>
-            <w:right w:w="15" w:type="dxa"/>
+            <w:left w:w="108" w:type="dxa"/>
+            <w:right w:w="108" w:type="dxa"/>
           </w:tblCellMar>
         </w:tblPrEx>
-        <w:trPr>
-          <w:tblCellSpacing w:w="15" w:type="dxa"/>
-        </w:trPr>
-        <w:tc>
-          <w:tcPr>
-            <w:tcW w:w="0" w:type="auto"/>
-            <w:shd w:val="clear"/>
-            <w:vAlign w:val="center"/>
-          </w:tcPr>
-          <w:p>
-            <w:pPr>
-              <w:keepNext w:val="0"/>
-              <w:keepLines w:val="0"/>
-              <w:widowControl/>
-              <w:suppressLineNumbers w:val="0"/>
-              <w:jc w:val="left"/>
+        <w:tc>
+          <w:tcPr>
+            <w:tcW w:w="2256" w:type="dxa"/>
+          </w:tcPr>
+          <w:p>
+            <w:pPr>
+              <w:pStyle w:val="2"/>
+              <w:keepNext w:val="0"/>
+              <w:keepLines w:val="0"/>
+              <w:widowControl/>
+              <w:suppressLineNumbers w:val="0"/>
               <w:rPr>
                 <w:rFonts w:hint="default" w:ascii="Times New Roman" w:hAnsi="Times New Roman" w:cs="Times New Roman"/>
                 <w:sz w:val="20"/>
                 <w:szCs w:val="20"/>
+                <w:vertAlign w:val="baseline"/>
               </w:rPr>
             </w:pPr>
             <w:r>
               <w:rPr>
                 <w:rStyle w:val="10"/>
                 <w:rFonts w:hint="default" w:ascii="Times New Roman" w:hAnsi="Times New Roman" w:eastAsia="SimSun" w:cs="Times New Roman"/>
+                <w:b/>
+                <w:bCs/>
                 <w:kern w:val="0"/>
                 <w:sz w:val="20"/>
                 <w:szCs w:val="20"/>
@@ -252,21 +243,20 @@
         </w:tc>
         <w:tc>
           <w:tcPr>
-            <w:tcW w:w="0" w:type="auto"/>
-            <w:shd w:val="clear"/>
-            <w:vAlign w:val="center"/>
-          </w:tcPr>
-          <w:p>
-            <w:pPr>
-              <w:keepNext w:val="0"/>
-              <w:keepLines w:val="0"/>
-              <w:widowControl/>
-              <w:suppressLineNumbers w:val="0"/>
-              <w:jc w:val="left"/>
+            <w:tcW w:w="3425" w:type="dxa"/>
+          </w:tcPr>
+          <w:p>
+            <w:pPr>
+              <w:pStyle w:val="2"/>
+              <w:keepNext w:val="0"/>
+              <w:keepLines w:val="0"/>
+              <w:widowControl/>
+              <w:suppressLineNumbers w:val="0"/>
               <w:rPr>
                 <w:rFonts w:hint="default" w:ascii="Times New Roman" w:hAnsi="Times New Roman" w:cs="Times New Roman"/>
                 <w:sz w:val="20"/>
                 <w:szCs w:val="20"/>
+                <w:vertAlign w:val="baseline"/>
               </w:rPr>
             </w:pPr>
             <w:r>
@@ -283,27 +273,28 @@
         </w:tc>
         <w:tc>
           <w:tcPr>
-            <w:tcW w:w="0" w:type="auto"/>
-            <w:shd w:val="clear"/>
-            <w:vAlign w:val="center"/>
-          </w:tcPr>
-          <w:p>
-            <w:pPr>
-              <w:keepNext w:val="0"/>
-              <w:keepLines w:val="0"/>
-              <w:widowControl/>
-              <w:suppressLineNumbers w:val="0"/>
-              <w:jc w:val="left"/>
+            <w:tcW w:w="2841" w:type="dxa"/>
+          </w:tcPr>
+          <w:p>
+            <w:pPr>
+              <w:pStyle w:val="2"/>
+              <w:keepNext w:val="0"/>
+              <w:keepLines w:val="0"/>
+              <w:widowControl/>
+              <w:suppressLineNumbers w:val="0"/>
               <w:rPr>
                 <w:rFonts w:hint="default" w:ascii="Times New Roman" w:hAnsi="Times New Roman" w:cs="Times New Roman"/>
                 <w:sz w:val="20"/>
                 <w:szCs w:val="20"/>
+                <w:vertAlign w:val="baseline"/>
               </w:rPr>
             </w:pPr>
             <w:r>
               <w:rPr>
                 <w:rStyle w:val="10"/>
                 <w:rFonts w:hint="default" w:ascii="Times New Roman" w:hAnsi="Times New Roman" w:eastAsia="SimSun" w:cs="Times New Roman"/>
+                <w:b/>
+                <w:bCs/>
                 <w:kern w:val="0"/>
                 <w:sz w:val="20"/>
                 <w:szCs w:val="20"/>
@@ -317,47 +308,42 @@
       <w:tr>
         <w:tblPrEx>
           <w:tblBorders>
-            <w:top w:val="none" w:color="auto" w:sz="0" w:space="0"/>
-            <w:left w:val="none" w:color="auto" w:sz="0" w:space="0"/>
-            <w:bottom w:val="none" w:color="auto" w:sz="0" w:space="0"/>
-            <w:right w:val="none" w:color="auto" w:sz="0" w:space="0"/>
-            <w:insideH w:val="none" w:color="auto" w:sz="0" w:space="0"/>
-            <w:insideV w:val="none" w:color="auto" w:sz="0" w:space="0"/>
+            <w:top w:val="single" w:color="auto" w:sz="4" w:space="0"/>
+            <w:left w:val="single" w:color="auto" w:sz="4" w:space="0"/>
+            <w:bottom w:val="single" w:color="auto" w:sz="4" w:space="0"/>
+            <w:right w:val="single" w:color="auto" w:sz="4" w:space="0"/>
+            <w:insideH w:val="single" w:color="auto" w:sz="4" w:space="0"/>
+            <w:insideV w:val="single" w:color="auto" w:sz="4" w:space="0"/>
           </w:tblBorders>
-          <w:shd w:val="clear"/>
           <w:tblCellMar>
-            <w:top w:w="15" w:type="dxa"/>
-            <w:left w:w="15" w:type="dxa"/>
-            <w:bottom w:w="15" w:type="dxa"/>
-            <w:right w:w="15" w:type="dxa"/>
+            <w:left w:w="108" w:type="dxa"/>
+            <w:right w:w="108" w:type="dxa"/>
           </w:tblCellMar>
         </w:tblPrEx>
-        <w:trPr>
-          <w:tblCellSpacing w:w="15" w:type="dxa"/>
-        </w:trPr>
-        <w:tc>
-          <w:tcPr>
-            <w:tcW w:w="0" w:type="auto"/>
-            <w:shd w:val="clear"/>
-            <w:vAlign w:val="center"/>
-          </w:tcPr>
-          <w:p>
-            <w:pPr>
-              <w:keepNext w:val="0"/>
-              <w:keepLines w:val="0"/>
-              <w:widowControl/>
-              <w:suppressLineNumbers w:val="0"/>
-              <w:jc w:val="left"/>
+        <w:tc>
+          <w:tcPr>
+            <w:tcW w:w="2256" w:type="dxa"/>
+          </w:tcPr>
+          <w:p>
+            <w:pPr>
+              <w:pStyle w:val="2"/>
+              <w:keepNext w:val="0"/>
+              <w:keepLines w:val="0"/>
+              <w:widowControl/>
+              <w:suppressLineNumbers w:val="0"/>
               <w:rPr>
                 <w:rFonts w:hint="default" w:ascii="Times New Roman" w:hAnsi="Times New Roman" w:cs="Times New Roman"/>
                 <w:sz w:val="20"/>
                 <w:szCs w:val="20"/>
+                <w:vertAlign w:val="baseline"/>
               </w:rPr>
             </w:pPr>
             <w:r>
               <w:rPr>
                 <w:rStyle w:val="10"/>
                 <w:rFonts w:hint="default" w:ascii="Times New Roman" w:hAnsi="Times New Roman" w:eastAsia="SimSun" w:cs="Times New Roman"/>
+                <w:b/>
+                <w:bCs/>
                 <w:kern w:val="0"/>
                 <w:sz w:val="20"/>
                 <w:szCs w:val="20"/>
@@ -369,21 +355,20 @@
         </w:tc>
         <w:tc>
           <w:tcPr>
-            <w:tcW w:w="0" w:type="auto"/>
-            <w:shd w:val="clear"/>
-            <w:vAlign w:val="center"/>
-          </w:tcPr>
-          <w:p>
-            <w:pPr>
-              <w:keepNext w:val="0"/>
-              <w:keepLines w:val="0"/>
-              <w:widowControl/>
-              <w:suppressLineNumbers w:val="0"/>
-              <w:jc w:val="left"/>
+            <w:tcW w:w="3425" w:type="dxa"/>
+          </w:tcPr>
+          <w:p>
+            <w:pPr>
+              <w:pStyle w:val="2"/>
+              <w:keepNext w:val="0"/>
+              <w:keepLines w:val="0"/>
+              <w:widowControl/>
+              <w:suppressLineNumbers w:val="0"/>
               <w:rPr>
                 <w:rFonts w:hint="default" w:ascii="Times New Roman" w:hAnsi="Times New Roman" w:cs="Times New Roman"/>
                 <w:sz w:val="20"/>
                 <w:szCs w:val="20"/>
+                <w:vertAlign w:val="baseline"/>
               </w:rPr>
             </w:pPr>
             <w:r>
@@ -400,27 +385,28 @@
         </w:tc>
         <w:tc>
           <w:tcPr>
-            <w:tcW w:w="0" w:type="auto"/>
-            <w:shd w:val="clear"/>
-            <w:vAlign w:val="center"/>
-          </w:tcPr>
-          <w:p>
-            <w:pPr>
-              <w:keepNext w:val="0"/>
-              <w:keepLines w:val="0"/>
-              <w:widowControl/>
-              <w:suppressLineNumbers w:val="0"/>
-              <w:jc w:val="left"/>
+            <w:tcW w:w="2841" w:type="dxa"/>
+          </w:tcPr>
+          <w:p>
+            <w:pPr>
+              <w:pStyle w:val="2"/>
+              <w:keepNext w:val="0"/>
+              <w:keepLines w:val="0"/>
+              <w:widowControl/>
+              <w:suppressLineNumbers w:val="0"/>
               <w:rPr>
                 <w:rFonts w:hint="default" w:ascii="Times New Roman" w:hAnsi="Times New Roman" w:cs="Times New Roman"/>
                 <w:sz w:val="20"/>
                 <w:szCs w:val="20"/>
+                <w:vertAlign w:val="baseline"/>
               </w:rPr>
             </w:pPr>
             <w:r>
               <w:rPr>
                 <w:rStyle w:val="10"/>
                 <w:rFonts w:hint="default" w:ascii="Times New Roman" w:hAnsi="Times New Roman" w:eastAsia="SimSun" w:cs="Times New Roman"/>
+                <w:b/>
+                <w:bCs/>
                 <w:kern w:val="0"/>
                 <w:sz w:val="20"/>
                 <w:szCs w:val="20"/>
@@ -434,110 +420,109 @@
       <w:tr>
         <w:tblPrEx>
           <w:tblBorders>
-            <w:top w:val="none" w:color="auto" w:sz="0" w:space="0"/>
-            <w:left w:val="none" w:color="auto" w:sz="0" w:space="0"/>
-            <w:bottom w:val="none" w:color="auto" w:sz="0" w:space="0"/>
-            <w:right w:val="none" w:color="auto" w:sz="0" w:space="0"/>
-            <w:insideH w:val="none" w:color="auto" w:sz="0" w:space="0"/>
-            <w:insideV w:val="none" w:color="auto" w:sz="0" w:space="0"/>
+            <w:top w:val="single" w:color="auto" w:sz="4" w:space="0"/>
+            <w:left w:val="single" w:color="auto" w:sz="4" w:space="0"/>
+            <w:bottom w:val="single" w:color="auto" w:sz="4" w:space="0"/>
+            <w:right w:val="single" w:color="auto" w:sz="4" w:space="0"/>
+            <w:insideH w:val="single" w:color="auto" w:sz="4" w:space="0"/>
+            <w:insideV w:val="single" w:color="auto" w:sz="4" w:space="0"/>
           </w:tblBorders>
-          <w:shd w:val="clear"/>
           <w:tblCellMar>
-            <w:top w:w="15" w:type="dxa"/>
-            <w:left w:w="15" w:type="dxa"/>
-            <w:bottom w:w="15" w:type="dxa"/>
-            <w:right w:w="15" w:type="dxa"/>
+            <w:left w:w="108" w:type="dxa"/>
+            <w:right w:w="108" w:type="dxa"/>
           </w:tblCellMar>
         </w:tblPrEx>
-        <w:trPr>
-          <w:tblCellSpacing w:w="15" w:type="dxa"/>
-        </w:trPr>
-        <w:tc>
-          <w:tcPr>
-            <w:tcW w:w="0" w:type="auto"/>
-            <w:shd w:val="clear"/>
-            <w:vAlign w:val="center"/>
-          </w:tcPr>
-          <w:p>
-            <w:pPr>
-              <w:keepNext w:val="0"/>
-              <w:keepLines w:val="0"/>
-              <w:widowControl/>
-              <w:suppressLineNumbers w:val="0"/>
-              <w:jc w:val="left"/>
+        <w:tc>
+          <w:tcPr>
+            <w:tcW w:w="2256" w:type="dxa"/>
+          </w:tcPr>
+          <w:p>
+            <w:pPr>
+              <w:pStyle w:val="2"/>
+              <w:keepNext w:val="0"/>
+              <w:keepLines w:val="0"/>
+              <w:widowControl/>
+              <w:suppressLineNumbers w:val="0"/>
+              <w:rPr>
+                <w:rStyle w:val="10"/>
+                <w:rFonts w:hint="default" w:ascii="Times New Roman" w:hAnsi="Times New Roman" w:eastAsia="SimSun" w:cs="Times New Roman"/>
+                <w:b/>
+                <w:bCs/>
+                <w:kern w:val="0"/>
+                <w:sz w:val="20"/>
+                <w:szCs w:val="20"/>
+                <w:lang w:val="en-US" w:eastAsia="zh-CN" w:bidi="ar"/>
+              </w:rPr>
+            </w:pPr>
+            <w:r>
+              <w:rPr>
+                <w:rStyle w:val="10"/>
+                <w:rFonts w:hint="default" w:ascii="Times New Roman" w:hAnsi="Times New Roman" w:eastAsia="SimSun" w:cs="Times New Roman"/>
+                <w:b/>
+                <w:bCs/>
+                <w:kern w:val="0"/>
+                <w:sz w:val="20"/>
+                <w:szCs w:val="20"/>
+                <w:lang w:val="en-US" w:eastAsia="zh-CN" w:bidi="ar"/>
+              </w:rPr>
+              <w:t>KHU_VUC</w:t>
+            </w:r>
+          </w:p>
+        </w:tc>
+        <w:tc>
+          <w:tcPr>
+            <w:tcW w:w="3425" w:type="dxa"/>
+          </w:tcPr>
+          <w:p>
+            <w:pPr>
+              <w:pStyle w:val="2"/>
+              <w:keepNext w:val="0"/>
+              <w:keepLines w:val="0"/>
+              <w:widowControl/>
+              <w:suppressLineNumbers w:val="0"/>
               <w:rPr>
                 <w:rFonts w:hint="default" w:ascii="Times New Roman" w:hAnsi="Times New Roman" w:cs="Times New Roman"/>
                 <w:sz w:val="20"/>
                 <w:szCs w:val="20"/>
+                <w:vertAlign w:val="baseline"/>
+              </w:rPr>
+            </w:pPr>
+            <w:r>
+              <w:rPr>
+                <w:rFonts w:hint="default" w:ascii="Times New Roman" w:hAnsi="Times New Roman" w:eastAsia="SimSun" w:cs="Times New Roman"/>
+                <w:kern w:val="0"/>
+                <w:sz w:val="20"/>
+                <w:szCs w:val="20"/>
+                <w:lang w:val="en-US" w:eastAsia="zh-CN" w:bidi="ar"/>
+              </w:rPr>
+              <w:t>MaKhuVuc, TenKhuVuc</w:t>
+            </w:r>
+          </w:p>
+        </w:tc>
+        <w:tc>
+          <w:tcPr>
+            <w:tcW w:w="2841" w:type="dxa"/>
+          </w:tcPr>
+          <w:p>
+            <w:pPr>
+              <w:pStyle w:val="2"/>
+              <w:keepNext w:val="0"/>
+              <w:keepLines w:val="0"/>
+              <w:widowControl/>
+              <w:suppressLineNumbers w:val="0"/>
+              <w:rPr>
+                <w:rFonts w:hint="default" w:ascii="Times New Roman" w:hAnsi="Times New Roman" w:cs="Times New Roman"/>
+                <w:sz w:val="20"/>
+                <w:szCs w:val="20"/>
+                <w:vertAlign w:val="baseline"/>
               </w:rPr>
             </w:pPr>
             <w:r>
               <w:rPr>
                 <w:rStyle w:val="10"/>
                 <w:rFonts w:hint="default" w:ascii="Times New Roman" w:hAnsi="Times New Roman" w:eastAsia="SimSun" w:cs="Times New Roman"/>
-                <w:kern w:val="0"/>
-                <w:sz w:val="20"/>
-                <w:szCs w:val="20"/>
-                <w:lang w:val="en-US" w:eastAsia="zh-CN" w:bidi="ar"/>
-              </w:rPr>
-              <w:t>KHU_VUC</w:t>
-            </w:r>
-          </w:p>
-        </w:tc>
-        <w:tc>
-          <w:tcPr>
-            <w:tcW w:w="0" w:type="auto"/>
-            <w:shd w:val="clear"/>
-            <w:vAlign w:val="center"/>
-          </w:tcPr>
-          <w:p>
-            <w:pPr>
-              <w:keepNext w:val="0"/>
-              <w:keepLines w:val="0"/>
-              <w:widowControl/>
-              <w:suppressLineNumbers w:val="0"/>
-              <w:jc w:val="left"/>
-              <w:rPr>
-                <w:rFonts w:hint="default" w:ascii="Times New Roman" w:hAnsi="Times New Roman" w:cs="Times New Roman"/>
-                <w:sz w:val="20"/>
-                <w:szCs w:val="20"/>
-              </w:rPr>
-            </w:pPr>
-            <w:r>
-              <w:rPr>
-                <w:rFonts w:hint="default" w:ascii="Times New Roman" w:hAnsi="Times New Roman" w:eastAsia="SimSun" w:cs="Times New Roman"/>
-                <w:kern w:val="0"/>
-                <w:sz w:val="20"/>
-                <w:szCs w:val="20"/>
-                <w:lang w:val="en-US" w:eastAsia="zh-CN" w:bidi="ar"/>
-              </w:rPr>
-              <w:t>MaKhuVuc, TenKhuVuc</w:t>
-            </w:r>
-          </w:p>
-        </w:tc>
-        <w:tc>
-          <w:tcPr>
-            <w:tcW w:w="0" w:type="auto"/>
-            <w:shd w:val="clear"/>
-            <w:vAlign w:val="center"/>
-          </w:tcPr>
-          <w:p>
-            <w:pPr>
-              <w:keepNext w:val="0"/>
-              <w:keepLines w:val="0"/>
-              <w:widowControl/>
-              <w:suppressLineNumbers w:val="0"/>
-              <w:jc w:val="left"/>
-              <w:rPr>
-                <w:rFonts w:hint="default" w:ascii="Times New Roman" w:hAnsi="Times New Roman" w:cs="Times New Roman"/>
-                <w:sz w:val="20"/>
-                <w:szCs w:val="20"/>
-              </w:rPr>
-            </w:pPr>
-            <w:r>
-              <w:rPr>
-                <w:rStyle w:val="10"/>
-                <w:rFonts w:hint="default" w:ascii="Times New Roman" w:hAnsi="Times New Roman" w:eastAsia="SimSun" w:cs="Times New Roman"/>
+                <w:b/>
+                <w:bCs/>
                 <w:kern w:val="0"/>
                 <w:sz w:val="20"/>
                 <w:szCs w:val="20"/>
@@ -595,73 +580,92 @@
     </w:p>
     <w:tbl>
       <w:tblPr>
+        <w:tblStyle w:val="11"/>
         <w:tblW w:w="0" w:type="auto"/>
-        <w:tblCellSpacing w:w="15" w:type="dxa"/>
         <w:tblInd w:w="0" w:type="dxa"/>
         <w:tblBorders>
-          <w:top w:val="none" w:color="auto" w:sz="0" w:space="0"/>
-          <w:left w:val="none" w:color="auto" w:sz="0" w:space="0"/>
-          <w:bottom w:val="none" w:color="auto" w:sz="0" w:space="0"/>
-          <w:right w:val="none" w:color="auto" w:sz="0" w:space="0"/>
-          <w:insideH w:val="none" w:color="auto" w:sz="0" w:space="0"/>
-          <w:insideV w:val="none" w:color="auto" w:sz="0" w:space="0"/>
+          <w:top w:val="single" w:color="auto" w:sz="4" w:space="0"/>
+          <w:left w:val="single" w:color="auto" w:sz="4" w:space="0"/>
+          <w:bottom w:val="single" w:color="auto" w:sz="4" w:space="0"/>
+          <w:right w:val="single" w:color="auto" w:sz="4" w:space="0"/>
+          <w:insideH w:val="single" w:color="auto" w:sz="4" w:space="0"/>
+          <w:insideV w:val="single" w:color="auto" w:sz="4" w:space="0"/>
         </w:tblBorders>
-        <w:shd w:val="clear"/>
         <w:tblLayout w:type="autofit"/>
         <w:tblCellMar>
-          <w:top w:w="15" w:type="dxa"/>
-          <w:left w:w="15" w:type="dxa"/>
-          <w:bottom w:w="15" w:type="dxa"/>
-          <w:right w:w="15" w:type="dxa"/>
+          <w:left w:w="108" w:type="dxa"/>
+          <w:right w:w="108" w:type="dxa"/>
         </w:tblCellMar>
       </w:tblPr>
       <w:tblGrid>
-        <w:gridCol w:w="664"/>
-        <w:gridCol w:w="849"/>
-        <w:gridCol w:w="1072"/>
-        <w:gridCol w:w="1131"/>
+        <w:gridCol w:w="2129"/>
+        <w:gridCol w:w="2130"/>
+        <w:gridCol w:w="2130"/>
+        <w:gridCol w:w="2130"/>
       </w:tblGrid>
       <w:tr>
         <w:tblPrEx>
           <w:tblBorders>
-            <w:top w:val="none" w:color="auto" w:sz="0" w:space="0"/>
-            <w:left w:val="none" w:color="auto" w:sz="0" w:space="0"/>
-            <w:bottom w:val="none" w:color="auto" w:sz="0" w:space="0"/>
-            <w:right w:val="none" w:color="auto" w:sz="0" w:space="0"/>
-            <w:insideH w:val="none" w:color="auto" w:sz="0" w:space="0"/>
-            <w:insideV w:val="none" w:color="auto" w:sz="0" w:space="0"/>
+            <w:top w:val="single" w:color="auto" w:sz="4" w:space="0"/>
+            <w:left w:val="single" w:color="auto" w:sz="4" w:space="0"/>
+            <w:bottom w:val="single" w:color="auto" w:sz="4" w:space="0"/>
+            <w:right w:val="single" w:color="auto" w:sz="4" w:space="0"/>
+            <w:insideH w:val="single" w:color="auto" w:sz="4" w:space="0"/>
+            <w:insideV w:val="single" w:color="auto" w:sz="4" w:space="0"/>
           </w:tblBorders>
-          <w:shd w:val="clear"/>
           <w:tblCellMar>
-            <w:top w:w="15" w:type="dxa"/>
-            <w:left w:w="15" w:type="dxa"/>
-            <w:bottom w:w="15" w:type="dxa"/>
-            <w:right w:w="15" w:type="dxa"/>
+            <w:left w:w="108" w:type="dxa"/>
+            <w:right w:w="108" w:type="dxa"/>
           </w:tblCellMar>
         </w:tblPrEx>
-        <w:trPr>
-          <w:tblHeader/>
-          <w:tblCellSpacing w:w="15" w:type="dxa"/>
-        </w:trPr>
-        <w:tc>
-          <w:tcPr>
-            <w:tcW w:w="0" w:type="auto"/>
-            <w:shd w:val="clear"/>
-            <w:vAlign w:val="center"/>
-          </w:tcPr>
-          <w:p>
-            <w:pPr>
-              <w:keepNext w:val="0"/>
-              <w:keepLines w:val="0"/>
-              <w:widowControl/>
-              <w:suppressLineNumbers w:val="0"/>
-              <w:jc w:val="center"/>
+        <w:tc>
+          <w:tcPr>
+            <w:tcW w:w="2129" w:type="dxa"/>
+          </w:tcPr>
+          <w:p>
+            <w:pPr>
+              <w:pStyle w:val="9"/>
+              <w:keepNext w:val="0"/>
+              <w:keepLines w:val="0"/>
+              <w:widowControl/>
+              <w:suppressLineNumbers w:val="0"/>
               <w:rPr>
                 <w:rFonts w:hint="default" w:ascii="Times New Roman" w:hAnsi="Times New Roman" w:cs="Times New Roman"/>
+                <w:sz w:val="20"/>
+                <w:szCs w:val="20"/>
+                <w:vertAlign w:val="baseline"/>
+              </w:rPr>
+            </w:pPr>
+            <w:r>
+              <w:rPr>
+                <w:rFonts w:hint="default" w:ascii="Times New Roman" w:hAnsi="Times New Roman" w:eastAsia="SimSun" w:cs="Times New Roman"/>
                 <w:b/>
                 <w:bCs/>
-                <w:sz w:val="20"/>
-                <w:szCs w:val="20"/>
+                <w:kern w:val="0"/>
+                <w:sz w:val="20"/>
+                <w:szCs w:val="20"/>
+                <w:lang w:val="en-US" w:eastAsia="zh-CN" w:bidi="ar"/>
+              </w:rPr>
+              <w:t>MaCH</w:t>
+            </w:r>
+          </w:p>
+        </w:tc>
+        <w:tc>
+          <w:tcPr>
+            <w:tcW w:w="2130" w:type="dxa"/>
+          </w:tcPr>
+          <w:p>
+            <w:pPr>
+              <w:pStyle w:val="9"/>
+              <w:keepNext w:val="0"/>
+              <w:keepLines w:val="0"/>
+              <w:widowControl/>
+              <w:suppressLineNumbers w:val="0"/>
+              <w:rPr>
+                <w:rFonts w:hint="default" w:ascii="Times New Roman" w:hAnsi="Times New Roman" w:cs="Times New Roman"/>
+                <w:sz w:val="20"/>
+                <w:szCs w:val="20"/>
+                <w:vertAlign w:val="baseline"/>
               </w:rPr>
             </w:pPr>
             <w:r>
@@ -674,32 +678,53 @@
                 <w:szCs w:val="20"/>
                 <w:lang w:val="en-US" w:eastAsia="zh-CN" w:bidi="ar"/>
               </w:rPr>
-              <w:t>MaCH</w:t>
-            </w:r>
-          </w:p>
-        </w:tc>
-        <w:tc>
-          <w:tcPr>
-            <w:tcW w:w="0" w:type="auto"/>
-            <w:shd w:val="clear"/>
-            <w:vAlign w:val="center"/>
-          </w:tcPr>
-          <w:p>
-            <w:pPr>
-              <w:keepNext w:val="0"/>
-              <w:keepLines w:val="0"/>
-              <w:widowControl/>
-              <w:suppressLineNumbers w:val="0"/>
-              <w:jc w:val="center"/>
+              <w:t>DienTich</w:t>
+            </w:r>
+          </w:p>
+        </w:tc>
+        <w:tc>
+          <w:tcPr>
+            <w:tcW w:w="2130" w:type="dxa"/>
+          </w:tcPr>
+          <w:p>
+            <w:pPr>
+              <w:pStyle w:val="9"/>
+              <w:keepNext w:val="0"/>
+              <w:keepLines w:val="0"/>
+              <w:widowControl/>
+              <w:suppressLineNumbers w:val="0"/>
               <w:rPr>
                 <w:rFonts w:hint="default" w:ascii="Times New Roman" w:hAnsi="Times New Roman" w:cs="Times New Roman"/>
+                <w:sz w:val="20"/>
+                <w:szCs w:val="20"/>
+                <w:vertAlign w:val="baseline"/>
+              </w:rPr>
+            </w:pPr>
+            <w:r>
+              <w:rPr>
+                <w:rFonts w:hint="default" w:ascii="Times New Roman" w:hAnsi="Times New Roman" w:eastAsia="SimSun" w:cs="Times New Roman"/>
                 <w:b/>
                 <w:bCs/>
-                <w:sz w:val="20"/>
-                <w:szCs w:val="20"/>
-              </w:rPr>
-            </w:pPr>
-            <w:r>
+                <w:kern w:val="0"/>
+                <w:sz w:val="20"/>
+                <w:szCs w:val="20"/>
+                <w:lang w:val="en-US" w:eastAsia="zh-CN" w:bidi="ar"/>
+              </w:rPr>
+              <w:t>MaKhuVuc</w:t>
+            </w:r>
+          </w:p>
+        </w:tc>
+        <w:tc>
+          <w:tcPr>
+            <w:tcW w:w="2130" w:type="dxa"/>
+          </w:tcPr>
+          <w:p>
+            <w:pPr>
+              <w:pStyle w:val="9"/>
+              <w:keepNext w:val="0"/>
+              <w:keepLines w:val="0"/>
+              <w:widowControl/>
+              <w:suppressLineNumbers w:val="0"/>
               <w:rPr>
                 <w:rFonts w:hint="default" w:ascii="Times New Roman" w:hAnsi="Times New Roman" w:eastAsia="SimSun" w:cs="Times New Roman"/>
                 <w:b/>
@@ -708,65 +733,6 @@
                 <w:sz w:val="20"/>
                 <w:szCs w:val="20"/>
                 <w:lang w:val="en-US" w:eastAsia="zh-CN" w:bidi="ar"/>
-              </w:rPr>
-              <w:t>DienTich</w:t>
-            </w:r>
-          </w:p>
-        </w:tc>
-        <w:tc>
-          <w:tcPr>
-            <w:tcW w:w="0" w:type="auto"/>
-            <w:shd w:val="clear"/>
-            <w:vAlign w:val="center"/>
-          </w:tcPr>
-          <w:p>
-            <w:pPr>
-              <w:keepNext w:val="0"/>
-              <w:keepLines w:val="0"/>
-              <w:widowControl/>
-              <w:suppressLineNumbers w:val="0"/>
-              <w:jc w:val="center"/>
-              <w:rPr>
-                <w:rFonts w:hint="default" w:ascii="Times New Roman" w:hAnsi="Times New Roman" w:cs="Times New Roman"/>
-                <w:b/>
-                <w:bCs/>
-                <w:sz w:val="20"/>
-                <w:szCs w:val="20"/>
-              </w:rPr>
-            </w:pPr>
-            <w:r>
-              <w:rPr>
-                <w:rFonts w:hint="default" w:ascii="Times New Roman" w:hAnsi="Times New Roman" w:eastAsia="SimSun" w:cs="Times New Roman"/>
-                <w:b/>
-                <w:bCs/>
-                <w:kern w:val="0"/>
-                <w:sz w:val="20"/>
-                <w:szCs w:val="20"/>
-                <w:lang w:val="en-US" w:eastAsia="zh-CN" w:bidi="ar"/>
-              </w:rPr>
-              <w:t>MaKhuVuc</w:t>
-            </w:r>
-          </w:p>
-        </w:tc>
-        <w:tc>
-          <w:tcPr>
-            <w:tcW w:w="0" w:type="auto"/>
-            <w:shd w:val="clear"/>
-            <w:vAlign w:val="center"/>
-          </w:tcPr>
-          <w:p>
-            <w:pPr>
-              <w:keepNext w:val="0"/>
-              <w:keepLines w:val="0"/>
-              <w:widowControl/>
-              <w:suppressLineNumbers w:val="0"/>
-              <w:jc w:val="center"/>
-              <w:rPr>
-                <w:rFonts w:hint="default" w:ascii="Times New Roman" w:hAnsi="Times New Roman" w:cs="Times New Roman"/>
-                <w:b/>
-                <w:bCs/>
-                <w:sz w:val="20"/>
-                <w:szCs w:val="20"/>
               </w:rPr>
             </w:pPr>
             <w:r>
@@ -787,28 +753,52 @@
       <w:tr>
         <w:tblPrEx>
           <w:tblBorders>
-            <w:top w:val="none" w:color="auto" w:sz="0" w:space="0"/>
-            <w:left w:val="none" w:color="auto" w:sz="0" w:space="0"/>
-            <w:bottom w:val="none" w:color="auto" w:sz="0" w:space="0"/>
-            <w:right w:val="none" w:color="auto" w:sz="0" w:space="0"/>
-            <w:insideH w:val="none" w:color="auto" w:sz="0" w:space="0"/>
-            <w:insideV w:val="none" w:color="auto" w:sz="0" w:space="0"/>
+            <w:top w:val="single" w:color="auto" w:sz="4" w:space="0"/>
+            <w:left w:val="single" w:color="auto" w:sz="4" w:space="0"/>
+            <w:bottom w:val="single" w:color="auto" w:sz="4" w:space="0"/>
+            <w:right w:val="single" w:color="auto" w:sz="4" w:space="0"/>
+            <w:insideH w:val="single" w:color="auto" w:sz="4" w:space="0"/>
+            <w:insideV w:val="single" w:color="auto" w:sz="4" w:space="0"/>
           </w:tblBorders>
-          <w:shd w:val="clear"/>
           <w:tblCellMar>
-            <w:top w:w="15" w:type="dxa"/>
-            <w:left w:w="15" w:type="dxa"/>
-            <w:bottom w:w="15" w:type="dxa"/>
-            <w:right w:w="15" w:type="dxa"/>
+            <w:left w:w="108" w:type="dxa"/>
+            <w:right w:w="108" w:type="dxa"/>
           </w:tblCellMar>
         </w:tblPrEx>
-        <w:trPr>
-          <w:tblCellSpacing w:w="15" w:type="dxa"/>
-        </w:trPr>
-        <w:tc>
-          <w:tcPr>
-            <w:tcW w:w="0" w:type="auto"/>
-            <w:shd w:val="clear"/>
+        <w:tc>
+          <w:tcPr>
+            <w:tcW w:w="2129" w:type="dxa"/>
+          </w:tcPr>
+          <w:p>
+            <w:pPr>
+              <w:pStyle w:val="9"/>
+              <w:keepNext w:val="0"/>
+              <w:keepLines w:val="0"/>
+              <w:widowControl/>
+              <w:suppressLineNumbers w:val="0"/>
+              <w:rPr>
+                <w:rFonts w:hint="default" w:ascii="Times New Roman" w:hAnsi="Times New Roman" w:cs="Times New Roman"/>
+                <w:sz w:val="20"/>
+                <w:szCs w:val="20"/>
+                <w:vertAlign w:val="baseline"/>
+              </w:rPr>
+            </w:pPr>
+            <w:r>
+              <w:rPr>
+                <w:rFonts w:hint="default" w:ascii="Times New Roman" w:hAnsi="Times New Roman" w:eastAsia="SimSun" w:cs="Times New Roman"/>
+                <w:kern w:val="0"/>
+                <w:sz w:val="20"/>
+                <w:szCs w:val="20"/>
+                <w:lang w:val="en-US" w:eastAsia="zh-CN" w:bidi="ar"/>
+              </w:rPr>
+              <w:t>CH01</w:t>
+            </w:r>
+          </w:p>
+        </w:tc>
+        <w:tc>
+          <w:tcPr>
+            <w:tcW w:w="2130" w:type="dxa"/>
+            <w:shd w:val="clear" w:color="auto" w:fill="auto"/>
             <w:vAlign w:val="center"/>
           </w:tcPr>
           <w:p>
@@ -819,102 +809,70 @@
               <w:suppressLineNumbers w:val="0"/>
               <w:jc w:val="left"/>
               <w:rPr>
+                <w:rFonts w:hint="default" w:ascii="Times New Roman" w:hAnsi="Times New Roman" w:cs="Times New Roman" w:eastAsiaTheme="minorEastAsia"/>
+                <w:sz w:val="20"/>
+                <w:szCs w:val="20"/>
+                <w:lang w:val="en-US" w:eastAsia="zh-CN" w:bidi="ar-SA"/>
+              </w:rPr>
+            </w:pPr>
+            <w:r>
+              <w:rPr>
+                <w:rFonts w:hint="default" w:ascii="Times New Roman" w:hAnsi="Times New Roman" w:eastAsia="SimSun" w:cs="Times New Roman"/>
+                <w:kern w:val="0"/>
+                <w:sz w:val="20"/>
+                <w:szCs w:val="20"/>
+                <w:lang w:val="en-US" w:eastAsia="zh-CN" w:bidi="ar"/>
+              </w:rPr>
+              <w:t>45</w:t>
+            </w:r>
+          </w:p>
+        </w:tc>
+        <w:tc>
+          <w:tcPr>
+            <w:tcW w:w="2130" w:type="dxa"/>
+          </w:tcPr>
+          <w:p>
+            <w:pPr>
+              <w:pStyle w:val="9"/>
+              <w:keepNext w:val="0"/>
+              <w:keepLines w:val="0"/>
+              <w:widowControl/>
+              <w:suppressLineNumbers w:val="0"/>
+              <w:rPr>
                 <w:rFonts w:hint="default" w:ascii="Times New Roman" w:hAnsi="Times New Roman" w:cs="Times New Roman"/>
                 <w:sz w:val="20"/>
                 <w:szCs w:val="20"/>
-              </w:rPr>
-            </w:pPr>
-            <w:r>
-              <w:rPr>
-                <w:rFonts w:hint="default" w:ascii="Times New Roman" w:hAnsi="Times New Roman" w:eastAsia="SimSun" w:cs="Times New Roman"/>
-                <w:kern w:val="0"/>
-                <w:sz w:val="20"/>
-                <w:szCs w:val="20"/>
-                <w:lang w:val="en-US" w:eastAsia="zh-CN" w:bidi="ar"/>
-              </w:rPr>
-              <w:t>CH01</w:t>
-            </w:r>
-          </w:p>
-        </w:tc>
-        <w:tc>
-          <w:tcPr>
-            <w:tcW w:w="0" w:type="auto"/>
-            <w:shd w:val="clear"/>
-            <w:vAlign w:val="center"/>
-          </w:tcPr>
-          <w:p>
-            <w:pPr>
-              <w:keepNext w:val="0"/>
-              <w:keepLines w:val="0"/>
-              <w:widowControl/>
-              <w:suppressLineNumbers w:val="0"/>
-              <w:jc w:val="left"/>
+                <w:vertAlign w:val="baseline"/>
+              </w:rPr>
+            </w:pPr>
+            <w:r>
+              <w:rPr>
+                <w:rFonts w:hint="default" w:ascii="Times New Roman" w:hAnsi="Times New Roman" w:eastAsia="SimSun" w:cs="Times New Roman"/>
+                <w:kern w:val="0"/>
+                <w:sz w:val="20"/>
+                <w:szCs w:val="20"/>
+                <w:lang w:val="en-US" w:eastAsia="zh-CN" w:bidi="ar"/>
+              </w:rPr>
+              <w:t>KV01</w:t>
+            </w:r>
+          </w:p>
+        </w:tc>
+        <w:tc>
+          <w:tcPr>
+            <w:tcW w:w="2130" w:type="dxa"/>
+          </w:tcPr>
+          <w:p>
+            <w:pPr>
+              <w:pStyle w:val="9"/>
+              <w:keepNext w:val="0"/>
+              <w:keepLines w:val="0"/>
+              <w:widowControl/>
+              <w:suppressLineNumbers w:val="0"/>
               <w:rPr>
                 <w:rFonts w:hint="default" w:ascii="Times New Roman" w:hAnsi="Times New Roman" w:cs="Times New Roman"/>
                 <w:sz w:val="20"/>
                 <w:szCs w:val="20"/>
-              </w:rPr>
-            </w:pPr>
-            <w:r>
-              <w:rPr>
-                <w:rFonts w:hint="default" w:ascii="Times New Roman" w:hAnsi="Times New Roman" w:eastAsia="SimSun" w:cs="Times New Roman"/>
-                <w:kern w:val="0"/>
-                <w:sz w:val="20"/>
-                <w:szCs w:val="20"/>
-                <w:lang w:val="en-US" w:eastAsia="zh-CN" w:bidi="ar"/>
-              </w:rPr>
-              <w:t>45</w:t>
-            </w:r>
-          </w:p>
-        </w:tc>
-        <w:tc>
-          <w:tcPr>
-            <w:tcW w:w="0" w:type="auto"/>
-            <w:shd w:val="clear"/>
-            <w:vAlign w:val="center"/>
-          </w:tcPr>
-          <w:p>
-            <w:pPr>
-              <w:keepNext w:val="0"/>
-              <w:keepLines w:val="0"/>
-              <w:widowControl/>
-              <w:suppressLineNumbers w:val="0"/>
-              <w:jc w:val="left"/>
-              <w:rPr>
-                <w:rFonts w:hint="default" w:ascii="Times New Roman" w:hAnsi="Times New Roman" w:cs="Times New Roman"/>
-                <w:sz w:val="20"/>
-                <w:szCs w:val="20"/>
-              </w:rPr>
-            </w:pPr>
-            <w:r>
-              <w:rPr>
-                <w:rFonts w:hint="default" w:ascii="Times New Roman" w:hAnsi="Times New Roman" w:eastAsia="SimSun" w:cs="Times New Roman"/>
-                <w:kern w:val="0"/>
-                <w:sz w:val="20"/>
-                <w:szCs w:val="20"/>
-                <w:lang w:val="en-US" w:eastAsia="zh-CN" w:bidi="ar"/>
-              </w:rPr>
-              <w:t>KV01</w:t>
-            </w:r>
-          </w:p>
-        </w:tc>
-        <w:tc>
-          <w:tcPr>
-            <w:tcW w:w="0" w:type="auto"/>
-            <w:shd w:val="clear"/>
-            <w:vAlign w:val="center"/>
-          </w:tcPr>
-          <w:p>
-            <w:pPr>
-              <w:keepNext w:val="0"/>
-              <w:keepLines w:val="0"/>
-              <w:widowControl/>
-              <w:suppressLineNumbers w:val="0"/>
-              <w:jc w:val="left"/>
-              <w:rPr>
-                <w:rFonts w:hint="default" w:ascii="Times New Roman" w:hAnsi="Times New Roman" w:cs="Times New Roman"/>
-                <w:sz w:val="20"/>
-                <w:szCs w:val="20"/>
+                <w:vertAlign w:val="baseline"/>
               </w:rPr>
             </w:pPr>
             <w:r>
@@ -933,28 +891,63 @@
       <w:tr>
         <w:tblPrEx>
           <w:tblBorders>
-            <w:top w:val="none" w:color="auto" w:sz="0" w:space="0"/>
-            <w:left w:val="none" w:color="auto" w:sz="0" w:space="0"/>
-            <w:bottom w:val="none" w:color="auto" w:sz="0" w:space="0"/>
-            <w:right w:val="none" w:color="auto" w:sz="0" w:space="0"/>
-            <w:insideH w:val="none" w:color="auto" w:sz="0" w:space="0"/>
-            <w:insideV w:val="none" w:color="auto" w:sz="0" w:space="0"/>
+            <w:top w:val="single" w:color="auto" w:sz="4" w:space="0"/>
+            <w:left w:val="single" w:color="auto" w:sz="4" w:space="0"/>
+            <w:bottom w:val="single" w:color="auto" w:sz="4" w:space="0"/>
+            <w:right w:val="single" w:color="auto" w:sz="4" w:space="0"/>
+            <w:insideH w:val="single" w:color="auto" w:sz="4" w:space="0"/>
+            <w:insideV w:val="single" w:color="auto" w:sz="4" w:space="0"/>
           </w:tblBorders>
-          <w:shd w:val="clear"/>
           <w:tblCellMar>
-            <w:top w:w="15" w:type="dxa"/>
-            <w:left w:w="15" w:type="dxa"/>
-            <w:bottom w:w="15" w:type="dxa"/>
-            <w:right w:w="15" w:type="dxa"/>
+            <w:left w:w="108" w:type="dxa"/>
+            <w:right w:w="108" w:type="dxa"/>
           </w:tblCellMar>
         </w:tblPrEx>
-        <w:trPr>
-          <w:tblCellSpacing w:w="15" w:type="dxa"/>
-        </w:trPr>
-        <w:tc>
-          <w:tcPr>
-            <w:tcW w:w="0" w:type="auto"/>
-            <w:shd w:val="clear"/>
+        <w:tc>
+          <w:tcPr>
+            <w:tcW w:w="2129" w:type="dxa"/>
+          </w:tcPr>
+          <w:p>
+            <w:pPr>
+              <w:pStyle w:val="9"/>
+              <w:keepNext w:val="0"/>
+              <w:keepLines w:val="0"/>
+              <w:widowControl/>
+              <w:suppressLineNumbers w:val="0"/>
+              <w:rPr>
+                <w:rFonts w:hint="default" w:ascii="Times New Roman" w:hAnsi="Times New Roman" w:cs="Times New Roman"/>
+                <w:sz w:val="20"/>
+                <w:szCs w:val="20"/>
+                <w:vertAlign w:val="baseline"/>
+                <w:lang w:val="en-US"/>
+              </w:rPr>
+            </w:pPr>
+            <w:r>
+              <w:rPr>
+                <w:rFonts w:hint="default" w:ascii="Times New Roman" w:hAnsi="Times New Roman" w:eastAsia="SimSun" w:cs="Times New Roman"/>
+                <w:kern w:val="0"/>
+                <w:sz w:val="20"/>
+                <w:szCs w:val="20"/>
+                <w:lang w:val="en-US" w:eastAsia="zh-CN" w:bidi="ar"/>
+              </w:rPr>
+              <w:t>CH0</w:t>
+            </w:r>
+            <w:r>
+              <w:rPr>
+                <w:rFonts w:hint="default" w:cs="Times New Roman"/>
+                <w:kern w:val="0"/>
+                <w:sz w:val="20"/>
+                <w:szCs w:val="20"/>
+                <w:lang w:val="en-US" w:eastAsia="zh-CN" w:bidi="ar"/>
+              </w:rPr>
+              <w:t>2</w:t>
+            </w:r>
+          </w:p>
+        </w:tc>
+        <w:tc>
+          <w:tcPr>
+            <w:tcW w:w="2130" w:type="dxa"/>
+            <w:shd w:val="clear" w:color="auto" w:fill="auto"/>
             <w:vAlign w:val="center"/>
           </w:tcPr>
           <w:p>
@@ -965,102 +958,70 @@
               <w:suppressLineNumbers w:val="0"/>
               <w:jc w:val="left"/>
               <w:rPr>
+                <w:rFonts w:hint="default" w:ascii="Times New Roman" w:hAnsi="Times New Roman" w:cs="Times New Roman" w:eastAsiaTheme="minorEastAsia"/>
+                <w:sz w:val="20"/>
+                <w:szCs w:val="20"/>
+                <w:lang w:val="en-US" w:eastAsia="zh-CN" w:bidi="ar-SA"/>
+              </w:rPr>
+            </w:pPr>
+            <w:r>
+              <w:rPr>
+                <w:rFonts w:hint="default" w:ascii="Times New Roman" w:hAnsi="Times New Roman" w:eastAsia="SimSun" w:cs="Times New Roman"/>
+                <w:kern w:val="0"/>
+                <w:sz w:val="20"/>
+                <w:szCs w:val="20"/>
+                <w:lang w:val="en-US" w:eastAsia="zh-CN" w:bidi="ar"/>
+              </w:rPr>
+              <w:t>60</w:t>
+            </w:r>
+          </w:p>
+        </w:tc>
+        <w:tc>
+          <w:tcPr>
+            <w:tcW w:w="2130" w:type="dxa"/>
+          </w:tcPr>
+          <w:p>
+            <w:pPr>
+              <w:pStyle w:val="9"/>
+              <w:keepNext w:val="0"/>
+              <w:keepLines w:val="0"/>
+              <w:widowControl/>
+              <w:suppressLineNumbers w:val="0"/>
+              <w:rPr>
                 <w:rFonts w:hint="default" w:ascii="Times New Roman" w:hAnsi="Times New Roman" w:cs="Times New Roman"/>
                 <w:sz w:val="20"/>
                 <w:szCs w:val="20"/>
-              </w:rPr>
-            </w:pPr>
-            <w:r>
-              <w:rPr>
-                <w:rFonts w:hint="default" w:ascii="Times New Roman" w:hAnsi="Times New Roman" w:eastAsia="SimSun" w:cs="Times New Roman"/>
-                <w:kern w:val="0"/>
-                <w:sz w:val="20"/>
-                <w:szCs w:val="20"/>
-                <w:lang w:val="en-US" w:eastAsia="zh-CN" w:bidi="ar"/>
-              </w:rPr>
-              <w:t>CH02</w:t>
-            </w:r>
-          </w:p>
-        </w:tc>
-        <w:tc>
-          <w:tcPr>
-            <w:tcW w:w="0" w:type="auto"/>
-            <w:shd w:val="clear"/>
-            <w:vAlign w:val="center"/>
-          </w:tcPr>
-          <w:p>
-            <w:pPr>
-              <w:keepNext w:val="0"/>
-              <w:keepLines w:val="0"/>
-              <w:widowControl/>
-              <w:suppressLineNumbers w:val="0"/>
-              <w:jc w:val="left"/>
+                <w:vertAlign w:val="baseline"/>
+              </w:rPr>
+            </w:pPr>
+            <w:r>
+              <w:rPr>
+                <w:rFonts w:hint="default" w:ascii="Times New Roman" w:hAnsi="Times New Roman" w:eastAsia="SimSun" w:cs="Times New Roman"/>
+                <w:kern w:val="0"/>
+                <w:sz w:val="20"/>
+                <w:szCs w:val="20"/>
+                <w:lang w:val="en-US" w:eastAsia="zh-CN" w:bidi="ar"/>
+              </w:rPr>
+              <w:t>KV01</w:t>
+            </w:r>
+          </w:p>
+        </w:tc>
+        <w:tc>
+          <w:tcPr>
+            <w:tcW w:w="2130" w:type="dxa"/>
+          </w:tcPr>
+          <w:p>
+            <w:pPr>
+              <w:pStyle w:val="9"/>
+              <w:keepNext w:val="0"/>
+              <w:keepLines w:val="0"/>
+              <w:widowControl/>
+              <w:suppressLineNumbers w:val="0"/>
               <w:rPr>
                 <w:rFonts w:hint="default" w:ascii="Times New Roman" w:hAnsi="Times New Roman" w:cs="Times New Roman"/>
                 <w:sz w:val="20"/>
                 <w:szCs w:val="20"/>
-              </w:rPr>
-            </w:pPr>
-            <w:r>
-              <w:rPr>
-                <w:rFonts w:hint="default" w:ascii="Times New Roman" w:hAnsi="Times New Roman" w:eastAsia="SimSun" w:cs="Times New Roman"/>
-                <w:kern w:val="0"/>
-                <w:sz w:val="20"/>
-                <w:szCs w:val="20"/>
-                <w:lang w:val="en-US" w:eastAsia="zh-CN" w:bidi="ar"/>
-              </w:rPr>
-              <w:t>60</w:t>
-            </w:r>
-          </w:p>
-        </w:tc>
-        <w:tc>
-          <w:tcPr>
-            <w:tcW w:w="0" w:type="auto"/>
-            <w:shd w:val="clear"/>
-            <w:vAlign w:val="center"/>
-          </w:tcPr>
-          <w:p>
-            <w:pPr>
-              <w:keepNext w:val="0"/>
-              <w:keepLines w:val="0"/>
-              <w:widowControl/>
-              <w:suppressLineNumbers w:val="0"/>
-              <w:jc w:val="left"/>
-              <w:rPr>
-                <w:rFonts w:hint="default" w:ascii="Times New Roman" w:hAnsi="Times New Roman" w:cs="Times New Roman"/>
-                <w:sz w:val="20"/>
-                <w:szCs w:val="20"/>
-              </w:rPr>
-            </w:pPr>
-            <w:r>
-              <w:rPr>
-                <w:rFonts w:hint="default" w:ascii="Times New Roman" w:hAnsi="Times New Roman" w:eastAsia="SimSun" w:cs="Times New Roman"/>
-                <w:kern w:val="0"/>
-                <w:sz w:val="20"/>
-                <w:szCs w:val="20"/>
-                <w:lang w:val="en-US" w:eastAsia="zh-CN" w:bidi="ar"/>
-              </w:rPr>
-              <w:t>KV01</w:t>
-            </w:r>
-          </w:p>
-        </w:tc>
-        <w:tc>
-          <w:tcPr>
-            <w:tcW w:w="0" w:type="auto"/>
-            <w:shd w:val="clear"/>
-            <w:vAlign w:val="center"/>
-          </w:tcPr>
-          <w:p>
-            <w:pPr>
-              <w:keepNext w:val="0"/>
-              <w:keepLines w:val="0"/>
-              <w:widowControl/>
-              <w:suppressLineNumbers w:val="0"/>
-              <w:jc w:val="left"/>
-              <w:rPr>
-                <w:rFonts w:hint="default" w:ascii="Times New Roman" w:hAnsi="Times New Roman" w:cs="Times New Roman"/>
-                <w:sz w:val="20"/>
-                <w:szCs w:val="20"/>
+                <w:vertAlign w:val="baseline"/>
               </w:rPr>
             </w:pPr>
             <w:r>
@@ -1079,28 +1040,63 @@
       <w:tr>
         <w:tblPrEx>
           <w:tblBorders>
-            <w:top w:val="none" w:color="auto" w:sz="0" w:space="0"/>
-            <w:left w:val="none" w:color="auto" w:sz="0" w:space="0"/>
-            <w:bottom w:val="none" w:color="auto" w:sz="0" w:space="0"/>
-            <w:right w:val="none" w:color="auto" w:sz="0" w:space="0"/>
-            <w:insideH w:val="none" w:color="auto" w:sz="0" w:space="0"/>
-            <w:insideV w:val="none" w:color="auto" w:sz="0" w:space="0"/>
+            <w:top w:val="single" w:color="auto" w:sz="4" w:space="0"/>
+            <w:left w:val="single" w:color="auto" w:sz="4" w:space="0"/>
+            <w:bottom w:val="single" w:color="auto" w:sz="4" w:space="0"/>
+            <w:right w:val="single" w:color="auto" w:sz="4" w:space="0"/>
+            <w:insideH w:val="single" w:color="auto" w:sz="4" w:space="0"/>
+            <w:insideV w:val="single" w:color="auto" w:sz="4" w:space="0"/>
           </w:tblBorders>
-          <w:shd w:val="clear"/>
           <w:tblCellMar>
-            <w:top w:w="15" w:type="dxa"/>
-            <w:left w:w="15" w:type="dxa"/>
-            <w:bottom w:w="15" w:type="dxa"/>
-            <w:right w:w="15" w:type="dxa"/>
+            <w:left w:w="108" w:type="dxa"/>
+            <w:right w:w="108" w:type="dxa"/>
           </w:tblCellMar>
         </w:tblPrEx>
-        <w:trPr>
-          <w:tblCellSpacing w:w="15" w:type="dxa"/>
-        </w:trPr>
-        <w:tc>
-          <w:tcPr>
-            <w:tcW w:w="0" w:type="auto"/>
-            <w:shd w:val="clear"/>
+        <w:tc>
+          <w:tcPr>
+            <w:tcW w:w="2129" w:type="dxa"/>
+          </w:tcPr>
+          <w:p>
+            <w:pPr>
+              <w:pStyle w:val="9"/>
+              <w:keepNext w:val="0"/>
+              <w:keepLines w:val="0"/>
+              <w:widowControl/>
+              <w:suppressLineNumbers w:val="0"/>
+              <w:rPr>
+                <w:rFonts w:hint="default" w:ascii="Times New Roman" w:hAnsi="Times New Roman" w:cs="Times New Roman"/>
+                <w:sz w:val="20"/>
+                <w:szCs w:val="20"/>
+                <w:vertAlign w:val="baseline"/>
+                <w:lang w:val="en-US"/>
+              </w:rPr>
+            </w:pPr>
+            <w:r>
+              <w:rPr>
+                <w:rFonts w:hint="default" w:ascii="Times New Roman" w:hAnsi="Times New Roman" w:eastAsia="SimSun" w:cs="Times New Roman"/>
+                <w:kern w:val="0"/>
+                <w:sz w:val="20"/>
+                <w:szCs w:val="20"/>
+                <w:lang w:val="en-US" w:eastAsia="zh-CN" w:bidi="ar"/>
+              </w:rPr>
+              <w:t>CH0</w:t>
+            </w:r>
+            <w:r>
+              <w:rPr>
+                <w:rFonts w:hint="default" w:cs="Times New Roman"/>
+                <w:kern w:val="0"/>
+                <w:sz w:val="20"/>
+                <w:szCs w:val="20"/>
+                <w:lang w:val="en-US" w:eastAsia="zh-CN" w:bidi="ar"/>
+              </w:rPr>
+              <w:t>3</w:t>
+            </w:r>
+          </w:p>
+        </w:tc>
+        <w:tc>
+          <w:tcPr>
+            <w:tcW w:w="2130" w:type="dxa"/>
+            <w:shd w:val="clear" w:color="auto" w:fill="auto"/>
             <w:vAlign w:val="center"/>
           </w:tcPr>
           <w:p>
@@ -1111,113 +1107,103 @@
               <w:suppressLineNumbers w:val="0"/>
               <w:jc w:val="left"/>
               <w:rPr>
+                <w:rFonts w:hint="default" w:ascii="Times New Roman" w:hAnsi="Times New Roman" w:cs="Times New Roman" w:eastAsiaTheme="minorEastAsia"/>
+                <w:sz w:val="20"/>
+                <w:szCs w:val="20"/>
+                <w:lang w:val="en-US" w:eastAsia="zh-CN" w:bidi="ar-SA"/>
+              </w:rPr>
+            </w:pPr>
+            <w:r>
+              <w:rPr>
+                <w:rFonts w:hint="default" w:ascii="Times New Roman" w:hAnsi="Times New Roman" w:eastAsia="SimSun" w:cs="Times New Roman"/>
+                <w:kern w:val="0"/>
+                <w:sz w:val="20"/>
+                <w:szCs w:val="20"/>
+                <w:lang w:val="en-US" w:eastAsia="zh-CN" w:bidi="ar"/>
+              </w:rPr>
+              <w:t>50</w:t>
+            </w:r>
+          </w:p>
+        </w:tc>
+        <w:tc>
+          <w:tcPr>
+            <w:tcW w:w="2130" w:type="dxa"/>
+          </w:tcPr>
+          <w:p>
+            <w:pPr>
+              <w:pStyle w:val="9"/>
+              <w:keepNext w:val="0"/>
+              <w:keepLines w:val="0"/>
+              <w:widowControl/>
+              <w:suppressLineNumbers w:val="0"/>
+              <w:rPr>
                 <w:rFonts w:hint="default" w:ascii="Times New Roman" w:hAnsi="Times New Roman" w:cs="Times New Roman"/>
                 <w:sz w:val="20"/>
                 <w:szCs w:val="20"/>
-              </w:rPr>
-            </w:pPr>
-            <w:r>
-              <w:rPr>
-                <w:rFonts w:hint="default" w:ascii="Times New Roman" w:hAnsi="Times New Roman" w:eastAsia="SimSun" w:cs="Times New Roman"/>
-                <w:kern w:val="0"/>
-                <w:sz w:val="20"/>
-                <w:szCs w:val="20"/>
-                <w:lang w:val="en-US" w:eastAsia="zh-CN" w:bidi="ar"/>
-              </w:rPr>
-              <w:t>CH03</w:t>
-            </w:r>
-          </w:p>
-        </w:tc>
-        <w:tc>
-          <w:tcPr>
-            <w:tcW w:w="0" w:type="auto"/>
-            <w:shd w:val="clear"/>
-            <w:vAlign w:val="center"/>
-          </w:tcPr>
-          <w:p>
-            <w:pPr>
-              <w:keepNext w:val="0"/>
-              <w:keepLines w:val="0"/>
-              <w:widowControl/>
-              <w:suppressLineNumbers w:val="0"/>
-              <w:jc w:val="left"/>
+                <w:vertAlign w:val="baseline"/>
+                <w:lang w:val="en-US"/>
+              </w:rPr>
+            </w:pPr>
+            <w:r>
+              <w:rPr>
+                <w:rFonts w:hint="default" w:ascii="Times New Roman" w:hAnsi="Times New Roman" w:eastAsia="SimSun" w:cs="Times New Roman"/>
+                <w:kern w:val="0"/>
+                <w:sz w:val="20"/>
+                <w:szCs w:val="20"/>
+                <w:lang w:val="en-US" w:eastAsia="zh-CN" w:bidi="ar"/>
+              </w:rPr>
+              <w:t>KV0</w:t>
+            </w:r>
+            <w:r>
+              <w:rPr>
+                <w:rFonts w:hint="default" w:cs="Times New Roman"/>
+                <w:kern w:val="0"/>
+                <w:sz w:val="20"/>
+                <w:szCs w:val="20"/>
+                <w:lang w:val="en-US" w:eastAsia="zh-CN" w:bidi="ar"/>
+              </w:rPr>
+              <w:t>2</w:t>
+            </w:r>
+          </w:p>
+        </w:tc>
+        <w:tc>
+          <w:tcPr>
+            <w:tcW w:w="2130" w:type="dxa"/>
+          </w:tcPr>
+          <w:p>
+            <w:pPr>
+              <w:pStyle w:val="9"/>
+              <w:keepNext w:val="0"/>
+              <w:keepLines w:val="0"/>
+              <w:widowControl/>
+              <w:suppressLineNumbers w:val="0"/>
               <w:rPr>
                 <w:rFonts w:hint="default" w:ascii="Times New Roman" w:hAnsi="Times New Roman" w:cs="Times New Roman"/>
                 <w:sz w:val="20"/>
                 <w:szCs w:val="20"/>
-              </w:rPr>
-            </w:pPr>
-            <w:r>
-              <w:rPr>
-                <w:rFonts w:hint="default" w:ascii="Times New Roman" w:hAnsi="Times New Roman" w:eastAsia="SimSun" w:cs="Times New Roman"/>
-                <w:kern w:val="0"/>
-                <w:sz w:val="20"/>
-                <w:szCs w:val="20"/>
-                <w:lang w:val="en-US" w:eastAsia="zh-CN" w:bidi="ar"/>
-              </w:rPr>
-              <w:t>50</w:t>
-            </w:r>
-          </w:p>
-        </w:tc>
-        <w:tc>
-          <w:tcPr>
-            <w:tcW w:w="0" w:type="auto"/>
-            <w:shd w:val="clear"/>
-            <w:vAlign w:val="center"/>
-          </w:tcPr>
-          <w:p>
-            <w:pPr>
-              <w:keepNext w:val="0"/>
-              <w:keepLines w:val="0"/>
-              <w:widowControl/>
-              <w:suppressLineNumbers w:val="0"/>
-              <w:jc w:val="left"/>
-              <w:rPr>
-                <w:rFonts w:hint="default" w:ascii="Times New Roman" w:hAnsi="Times New Roman" w:cs="Times New Roman"/>
-                <w:sz w:val="20"/>
-                <w:szCs w:val="20"/>
-              </w:rPr>
-            </w:pPr>
-            <w:r>
-              <w:rPr>
-                <w:rFonts w:hint="default" w:ascii="Times New Roman" w:hAnsi="Times New Roman" w:eastAsia="SimSun" w:cs="Times New Roman"/>
-                <w:kern w:val="0"/>
-                <w:sz w:val="20"/>
-                <w:szCs w:val="20"/>
-                <w:lang w:val="en-US" w:eastAsia="zh-CN" w:bidi="ar"/>
-              </w:rPr>
-              <w:t>KV02</w:t>
-            </w:r>
-          </w:p>
-        </w:tc>
-        <w:tc>
-          <w:tcPr>
-            <w:tcW w:w="0" w:type="auto"/>
-            <w:shd w:val="clear"/>
-            <w:vAlign w:val="center"/>
-          </w:tcPr>
-          <w:p>
-            <w:pPr>
-              <w:keepNext w:val="0"/>
-              <w:keepLines w:val="0"/>
-              <w:widowControl/>
-              <w:suppressLineNumbers w:val="0"/>
-              <w:jc w:val="left"/>
-              <w:rPr>
-                <w:rFonts w:hint="default" w:ascii="Times New Roman" w:hAnsi="Times New Roman" w:cs="Times New Roman"/>
-                <w:sz w:val="20"/>
-                <w:szCs w:val="20"/>
-              </w:rPr>
-            </w:pPr>
-            <w:r>
-              <w:rPr>
-                <w:rFonts w:hint="default" w:ascii="Times New Roman" w:hAnsi="Times New Roman" w:eastAsia="SimSun" w:cs="Times New Roman"/>
-                <w:kern w:val="0"/>
-                <w:sz w:val="20"/>
-                <w:szCs w:val="20"/>
-                <w:lang w:val="en-US" w:eastAsia="zh-CN" w:bidi="ar"/>
-              </w:rPr>
-              <w:t>Quận 7</w:t>
+                <w:vertAlign w:val="baseline"/>
+                <w:lang w:val="en-US"/>
+              </w:rPr>
+            </w:pPr>
+            <w:r>
+              <w:rPr>
+                <w:rFonts w:hint="default" w:ascii="Times New Roman" w:hAnsi="Times New Roman" w:eastAsia="SimSun" w:cs="Times New Roman"/>
+                <w:kern w:val="0"/>
+                <w:sz w:val="20"/>
+                <w:szCs w:val="20"/>
+                <w:lang w:val="en-US" w:eastAsia="zh-CN" w:bidi="ar"/>
+              </w:rPr>
+              <w:t xml:space="preserve">Quận </w:t>
+            </w:r>
+            <w:r>
+              <w:rPr>
+                <w:rFonts w:hint="default" w:cs="Times New Roman"/>
+                <w:kern w:val="0"/>
+                <w:sz w:val="20"/>
+                <w:szCs w:val="20"/>
+                <w:lang w:val="en-US" w:eastAsia="zh-CN" w:bidi="ar"/>
+              </w:rPr>
+              <w:t>7</w:t>
             </w:r>
           </w:p>
         </w:tc>
@@ -1620,37 +1606,6 @@
     </w:p>
     <w:p>
       <w:pPr>
-        <w:keepNext w:val="0"/>
-        <w:keepLines w:val="0"/>
-        <w:widowControl/>
-        <w:suppressLineNumbers w:val="0"/>
-        <w:rPr>
-          <w:rFonts w:hint="default" w:ascii="Times New Roman" w:hAnsi="Times New Roman" w:cs="Times New Roman"/>
-          <w:sz w:val="20"/>
-          <w:szCs w:val="20"/>
-        </w:rPr>
-      </w:pPr>
-      <w:r>
-        <w:rPr>
-          <w:rFonts w:hint="default" w:ascii="Times New Roman" w:hAnsi="Times New Roman" w:cs="Times New Roman"/>
-          <w:sz w:val="20"/>
-          <w:szCs w:val="20"/>
-        </w:rPr>
-        <w:pict>
-          <v:rect id="_x0000_i1025" o:spt="1" style="height:1.5pt;width:432pt;" fillcolor="#A0A0A0" filled="t" stroked="f" coordsize="21600,21600" o:hr="t" o:hrstd="t" o:hralign="center">
-            <v:path/>
-            <v:fill on="t" focussize="0,0"/>
-            <v:stroke on="f"/>
-            <v:imagedata o:title=""/>
-            <o:lock v:ext="edit"/>
-            <w10:wrap type="none"/>
-            <w10:anchorlock/>
-          </v:rect>
-        </w:pict>
-      </w:r>
-    </w:p>
-    <w:p>
-      <w:pPr>
         <w:pStyle w:val="2"/>
         <w:keepNext w:val="0"/>
         <w:keepLines w:val="0"/>
@@ -1695,57 +1650,47 @@
     </w:p>
     <w:tbl>
       <w:tblPr>
+        <w:tblStyle w:val="11"/>
         <w:tblW w:w="0" w:type="auto"/>
-        <w:tblCellSpacing w:w="15" w:type="dxa"/>
         <w:tblInd w:w="0" w:type="dxa"/>
         <w:tblBorders>
-          <w:top w:val="none" w:color="auto" w:sz="0" w:space="0"/>
-          <w:left w:val="none" w:color="auto" w:sz="0" w:space="0"/>
-          <w:bottom w:val="none" w:color="auto" w:sz="0" w:space="0"/>
-          <w:right w:val="none" w:color="auto" w:sz="0" w:space="0"/>
-          <w:insideH w:val="none" w:color="auto" w:sz="0" w:space="0"/>
-          <w:insideV w:val="none" w:color="auto" w:sz="0" w:space="0"/>
+          <w:top w:val="single" w:color="auto" w:sz="4" w:space="0"/>
+          <w:left w:val="single" w:color="auto" w:sz="4" w:space="0"/>
+          <w:bottom w:val="single" w:color="auto" w:sz="4" w:space="0"/>
+          <w:right w:val="single" w:color="auto" w:sz="4" w:space="0"/>
+          <w:insideH w:val="single" w:color="auto" w:sz="4" w:space="0"/>
+          <w:insideV w:val="single" w:color="auto" w:sz="4" w:space="0"/>
         </w:tblBorders>
-        <w:shd w:val="clear"/>
         <w:tblLayout w:type="autofit"/>
         <w:tblCellMar>
-          <w:top w:w="15" w:type="dxa"/>
-          <w:left w:w="15" w:type="dxa"/>
-          <w:bottom w:w="15" w:type="dxa"/>
-          <w:right w:w="15" w:type="dxa"/>
+          <w:left w:w="108" w:type="dxa"/>
+          <w:right w:w="108" w:type="dxa"/>
         </w:tblCellMar>
       </w:tblPr>
       <w:tblGrid>
-        <w:gridCol w:w="1125"/>
-        <w:gridCol w:w="849"/>
-        <w:gridCol w:w="1548"/>
+        <w:gridCol w:w="2840"/>
+        <w:gridCol w:w="2841"/>
+        <w:gridCol w:w="2841"/>
       </w:tblGrid>
       <w:tr>
         <w:tblPrEx>
           <w:tblBorders>
-            <w:top w:val="none" w:color="auto" w:sz="0" w:space="0"/>
-            <w:left w:val="none" w:color="auto" w:sz="0" w:space="0"/>
-            <w:bottom w:val="none" w:color="auto" w:sz="0" w:space="0"/>
-            <w:right w:val="none" w:color="auto" w:sz="0" w:space="0"/>
-            <w:insideH w:val="none" w:color="auto" w:sz="0" w:space="0"/>
-            <w:insideV w:val="none" w:color="auto" w:sz="0" w:space="0"/>
+            <w:top w:val="single" w:color="auto" w:sz="4" w:space="0"/>
+            <w:left w:val="single" w:color="auto" w:sz="4" w:space="0"/>
+            <w:bottom w:val="single" w:color="auto" w:sz="4" w:space="0"/>
+            <w:right w:val="single" w:color="auto" w:sz="4" w:space="0"/>
+            <w:insideH w:val="single" w:color="auto" w:sz="4" w:space="0"/>
+            <w:insideV w:val="single" w:color="auto" w:sz="4" w:space="0"/>
           </w:tblBorders>
-          <w:shd w:val="clear"/>
           <w:tblCellMar>
-            <w:top w:w="15" w:type="dxa"/>
-            <w:left w:w="15" w:type="dxa"/>
-            <w:bottom w:w="15" w:type="dxa"/>
-            <w:right w:w="15" w:type="dxa"/>
+            <w:left w:w="108" w:type="dxa"/>
+            <w:right w:w="108" w:type="dxa"/>
           </w:tblCellMar>
         </w:tblPrEx>
-        <w:trPr>
-          <w:tblHeader/>
-          <w:tblCellSpacing w:w="15" w:type="dxa"/>
-        </w:trPr>
-        <w:tc>
-          <w:tcPr>
-            <w:tcW w:w="0" w:type="auto"/>
-            <w:shd w:val="clear"/>
+        <w:tc>
+          <w:tcPr>
+            <w:tcW w:w="2840" w:type="dxa"/>
+            <w:shd w:val="clear" w:color="auto" w:fill="auto"/>
             <w:vAlign w:val="center"/>
           </w:tcPr>
           <w:p>
@@ -1756,11 +1701,12 @@
               <w:suppressLineNumbers w:val="0"/>
               <w:jc w:val="center"/>
               <w:rPr>
-                <w:rFonts w:hint="default" w:ascii="Times New Roman" w:hAnsi="Times New Roman" w:cs="Times New Roman"/>
+                <w:rFonts w:hint="default" w:ascii="Times New Roman" w:hAnsi="Times New Roman" w:cs="Times New Roman" w:eastAsiaTheme="minorEastAsia"/>
                 <w:b/>
                 <w:bCs/>
                 <w:sz w:val="20"/>
                 <w:szCs w:val="20"/>
+                <w:lang w:val="en-US" w:eastAsia="zh-CN" w:bidi="ar-SA"/>
               </w:rPr>
             </w:pPr>
             <w:r>
@@ -1779,58 +1725,49 @@
         </w:tc>
         <w:tc>
           <w:tcPr>
-            <w:tcW w:w="0" w:type="auto"/>
-            <w:shd w:val="clear"/>
-            <w:vAlign w:val="center"/>
-          </w:tcPr>
-          <w:p>
-            <w:pPr>
-              <w:keepNext w:val="0"/>
-              <w:keepLines w:val="0"/>
-              <w:widowControl/>
-              <w:suppressLineNumbers w:val="0"/>
-              <w:jc w:val="center"/>
-              <w:rPr>
-                <w:rFonts w:hint="default" w:ascii="Times New Roman" w:hAnsi="Times New Roman" w:cs="Times New Roman"/>
+            <w:tcW w:w="2841" w:type="dxa"/>
+          </w:tcPr>
+          <w:p>
+            <w:pPr>
+              <w:rPr>
+                <w:rFonts w:hint="default"/>
+                <w:vertAlign w:val="baseline"/>
+              </w:rPr>
+            </w:pPr>
+            <w:r>
+              <w:rPr>
+                <w:rFonts w:hint="default" w:ascii="Times New Roman" w:hAnsi="Times New Roman" w:eastAsia="SimSun" w:cs="Times New Roman"/>
                 <w:b/>
                 <w:bCs/>
-                <w:sz w:val="20"/>
-                <w:szCs w:val="20"/>
-              </w:rPr>
-            </w:pPr>
-            <w:r>
-              <w:rPr>
-                <w:rFonts w:hint="default" w:ascii="Times New Roman" w:hAnsi="Times New Roman" w:eastAsia="SimSun" w:cs="Times New Roman"/>
+                <w:kern w:val="0"/>
+                <w:sz w:val="20"/>
+                <w:szCs w:val="20"/>
+                <w:lang w:val="en-US" w:eastAsia="zh-CN" w:bidi="ar"/>
+              </w:rPr>
+              <w:t>DienTich</w:t>
+            </w:r>
+          </w:p>
+        </w:tc>
+        <w:tc>
+          <w:tcPr>
+            <w:tcW w:w="2841" w:type="dxa"/>
+            <w:shd w:val="clear" w:color="auto" w:fill="auto"/>
+            <w:vAlign w:val="center"/>
+          </w:tcPr>
+          <w:p>
+            <w:pPr>
+              <w:keepNext w:val="0"/>
+              <w:keepLines w:val="0"/>
+              <w:widowControl/>
+              <w:suppressLineNumbers w:val="0"/>
+              <w:jc w:val="center"/>
+              <w:rPr>
+                <w:rFonts w:hint="default" w:ascii="Times New Roman" w:hAnsi="Times New Roman" w:cs="Times New Roman" w:eastAsiaTheme="minorEastAsia"/>
                 <w:b/>
                 <w:bCs/>
-                <w:kern w:val="0"/>
-                <w:sz w:val="20"/>
-                <w:szCs w:val="20"/>
-                <w:lang w:val="en-US" w:eastAsia="zh-CN" w:bidi="ar"/>
-              </w:rPr>
-              <w:t>DienTich</w:t>
-            </w:r>
-          </w:p>
-        </w:tc>
-        <w:tc>
-          <w:tcPr>
-            <w:tcW w:w="0" w:type="auto"/>
-            <w:shd w:val="clear"/>
-            <w:vAlign w:val="center"/>
-          </w:tcPr>
-          <w:p>
-            <w:pPr>
-              <w:keepNext w:val="0"/>
-              <w:keepLines w:val="0"/>
-              <w:widowControl/>
-              <w:suppressLineNumbers w:val="0"/>
-              <w:jc w:val="center"/>
-              <w:rPr>
-                <w:rFonts w:hint="default" w:ascii="Times New Roman" w:hAnsi="Times New Roman" w:cs="Times New Roman"/>
-                <w:b/>
-                <w:bCs/>
-                <w:sz w:val="20"/>
-                <w:szCs w:val="20"/>
+                <w:sz w:val="20"/>
+                <w:szCs w:val="20"/>
+                <w:lang w:val="en-US" w:eastAsia="zh-CN" w:bidi="ar-SA"/>
               </w:rPr>
             </w:pPr>
             <w:r>
@@ -1851,28 +1788,22 @@
       <w:tr>
         <w:tblPrEx>
           <w:tblBorders>
-            <w:top w:val="none" w:color="auto" w:sz="0" w:space="0"/>
-            <w:left w:val="none" w:color="auto" w:sz="0" w:space="0"/>
-            <w:bottom w:val="none" w:color="auto" w:sz="0" w:space="0"/>
-            <w:right w:val="none" w:color="auto" w:sz="0" w:space="0"/>
-            <w:insideH w:val="none" w:color="auto" w:sz="0" w:space="0"/>
-            <w:insideV w:val="none" w:color="auto" w:sz="0" w:space="0"/>
+            <w:top w:val="single" w:color="auto" w:sz="4" w:space="0"/>
+            <w:left w:val="single" w:color="auto" w:sz="4" w:space="0"/>
+            <w:bottom w:val="single" w:color="auto" w:sz="4" w:space="0"/>
+            <w:right w:val="single" w:color="auto" w:sz="4" w:space="0"/>
+            <w:insideH w:val="single" w:color="auto" w:sz="4" w:space="0"/>
+            <w:insideV w:val="single" w:color="auto" w:sz="4" w:space="0"/>
           </w:tblBorders>
-          <w:shd w:val="clear"/>
           <w:tblCellMar>
-            <w:top w:w="15" w:type="dxa"/>
-            <w:left w:w="15" w:type="dxa"/>
-            <w:bottom w:w="15" w:type="dxa"/>
-            <w:right w:w="15" w:type="dxa"/>
+            <w:left w:w="108" w:type="dxa"/>
+            <w:right w:w="108" w:type="dxa"/>
           </w:tblCellMar>
         </w:tblPrEx>
-        <w:trPr>
-          <w:tblCellSpacing w:w="15" w:type="dxa"/>
-        </w:trPr>
-        <w:tc>
-          <w:tcPr>
-            <w:tcW w:w="0" w:type="auto"/>
-            <w:shd w:val="clear"/>
+        <w:tc>
+          <w:tcPr>
+            <w:tcW w:w="2840" w:type="dxa"/>
+            <w:shd w:val="clear" w:color="auto" w:fill="auto"/>
             <w:vAlign w:val="center"/>
           </w:tcPr>
           <w:p>
@@ -1883,9 +1814,10 @@
               <w:suppressLineNumbers w:val="0"/>
               <w:jc w:val="left"/>
               <w:rPr>
-                <w:rFonts w:hint="default" w:ascii="Times New Roman" w:hAnsi="Times New Roman" w:cs="Times New Roman"/>
-                <w:sz w:val="20"/>
-                <w:szCs w:val="20"/>
+                <w:rFonts w:hint="default" w:ascii="Times New Roman" w:hAnsi="Times New Roman" w:cs="Times New Roman" w:eastAsiaTheme="minorEastAsia"/>
+                <w:sz w:val="20"/>
+                <w:szCs w:val="20"/>
+                <w:lang w:val="en-US" w:eastAsia="zh-CN" w:bidi="ar-SA"/>
               </w:rPr>
             </w:pPr>
             <w:r>
@@ -1902,8 +1834,8 @@
         </w:tc>
         <w:tc>
           <w:tcPr>
-            <w:tcW w:w="0" w:type="auto"/>
-            <w:shd w:val="clear"/>
+            <w:tcW w:w="2841" w:type="dxa"/>
+            <w:shd w:val="clear" w:color="auto" w:fill="auto"/>
             <w:vAlign w:val="center"/>
           </w:tcPr>
           <w:p>
@@ -1914,9 +1846,10 @@
               <w:suppressLineNumbers w:val="0"/>
               <w:jc w:val="left"/>
               <w:rPr>
-                <w:rFonts w:hint="default" w:ascii="Times New Roman" w:hAnsi="Times New Roman" w:cs="Times New Roman"/>
-                <w:sz w:val="20"/>
-                <w:szCs w:val="20"/>
+                <w:rFonts w:hint="default" w:ascii="Times New Roman" w:hAnsi="Times New Roman" w:cs="Times New Roman" w:eastAsiaTheme="minorEastAsia"/>
+                <w:sz w:val="20"/>
+                <w:szCs w:val="20"/>
+                <w:lang w:val="en-US" w:eastAsia="zh-CN" w:bidi="ar-SA"/>
               </w:rPr>
             </w:pPr>
             <w:r>
@@ -1933,8 +1866,8 @@
         </w:tc>
         <w:tc>
           <w:tcPr>
-            <w:tcW w:w="0" w:type="auto"/>
-            <w:shd w:val="clear"/>
+            <w:tcW w:w="2841" w:type="dxa"/>
+            <w:shd w:val="clear" w:color="auto" w:fill="auto"/>
             <w:vAlign w:val="center"/>
           </w:tcPr>
           <w:p>
@@ -1945,9 +1878,10 @@
               <w:suppressLineNumbers w:val="0"/>
               <w:jc w:val="left"/>
               <w:rPr>
-                <w:rFonts w:hint="default" w:ascii="Times New Roman" w:hAnsi="Times New Roman" w:cs="Times New Roman"/>
-                <w:sz w:val="20"/>
-                <w:szCs w:val="20"/>
+                <w:rFonts w:hint="default" w:ascii="Times New Roman" w:hAnsi="Times New Roman" w:cs="Times New Roman" w:eastAsiaTheme="minorEastAsia"/>
+                <w:sz w:val="20"/>
+                <w:szCs w:val="20"/>
+                <w:lang w:val="en-US" w:eastAsia="zh-CN" w:bidi="ar-SA"/>
               </w:rPr>
             </w:pPr>
             <w:r>
@@ -1966,28 +1900,22 @@
       <w:tr>
         <w:tblPrEx>
           <w:tblBorders>
-            <w:top w:val="none" w:color="auto" w:sz="0" w:space="0"/>
-            <w:left w:val="none" w:color="auto" w:sz="0" w:space="0"/>
-            <w:bottom w:val="none" w:color="auto" w:sz="0" w:space="0"/>
-            <w:right w:val="none" w:color="auto" w:sz="0" w:space="0"/>
-            <w:insideH w:val="none" w:color="auto" w:sz="0" w:space="0"/>
-            <w:insideV w:val="none" w:color="auto" w:sz="0" w:space="0"/>
+            <w:top w:val="single" w:color="auto" w:sz="4" w:space="0"/>
+            <w:left w:val="single" w:color="auto" w:sz="4" w:space="0"/>
+            <w:bottom w:val="single" w:color="auto" w:sz="4" w:space="0"/>
+            <w:right w:val="single" w:color="auto" w:sz="4" w:space="0"/>
+            <w:insideH w:val="single" w:color="auto" w:sz="4" w:space="0"/>
+            <w:insideV w:val="single" w:color="auto" w:sz="4" w:space="0"/>
           </w:tblBorders>
-          <w:shd w:val="clear"/>
           <w:tblCellMar>
-            <w:top w:w="15" w:type="dxa"/>
-            <w:left w:w="15" w:type="dxa"/>
-            <w:bottom w:w="15" w:type="dxa"/>
-            <w:right w:w="15" w:type="dxa"/>
+            <w:left w:w="108" w:type="dxa"/>
+            <w:right w:w="108" w:type="dxa"/>
           </w:tblCellMar>
         </w:tblPrEx>
-        <w:trPr>
-          <w:tblCellSpacing w:w="15" w:type="dxa"/>
-        </w:trPr>
-        <w:tc>
-          <w:tcPr>
-            <w:tcW w:w="0" w:type="auto"/>
-            <w:shd w:val="clear"/>
+        <w:tc>
+          <w:tcPr>
+            <w:tcW w:w="2840" w:type="dxa"/>
+            <w:shd w:val="clear" w:color="auto" w:fill="auto"/>
             <w:vAlign w:val="center"/>
           </w:tcPr>
           <w:p>
@@ -1998,9 +1926,10 @@
               <w:suppressLineNumbers w:val="0"/>
               <w:jc w:val="left"/>
               <w:rPr>
-                <w:rFonts w:hint="default" w:ascii="Times New Roman" w:hAnsi="Times New Roman" w:cs="Times New Roman"/>
-                <w:sz w:val="20"/>
-                <w:szCs w:val="20"/>
+                <w:rFonts w:hint="default" w:ascii="Times New Roman" w:hAnsi="Times New Roman" w:cs="Times New Roman" w:eastAsiaTheme="minorEastAsia"/>
+                <w:sz w:val="20"/>
+                <w:szCs w:val="20"/>
+                <w:lang w:val="en-US" w:eastAsia="zh-CN" w:bidi="ar-SA"/>
               </w:rPr>
             </w:pPr>
             <w:r>
@@ -2017,8 +1946,8 @@
         </w:tc>
         <w:tc>
           <w:tcPr>
-            <w:tcW w:w="0" w:type="auto"/>
-            <w:shd w:val="clear"/>
+            <w:tcW w:w="2841" w:type="dxa"/>
+            <w:shd w:val="clear" w:color="auto" w:fill="auto"/>
             <w:vAlign w:val="center"/>
           </w:tcPr>
           <w:p>
@@ -2029,9 +1958,10 @@
               <w:suppressLineNumbers w:val="0"/>
               <w:jc w:val="left"/>
               <w:rPr>
-                <w:rFonts w:hint="default" w:ascii="Times New Roman" w:hAnsi="Times New Roman" w:cs="Times New Roman"/>
-                <w:sz w:val="20"/>
-                <w:szCs w:val="20"/>
+                <w:rFonts w:hint="default" w:ascii="Times New Roman" w:hAnsi="Times New Roman" w:cs="Times New Roman" w:eastAsiaTheme="minorEastAsia"/>
+                <w:sz w:val="20"/>
+                <w:szCs w:val="20"/>
+                <w:lang w:val="en-US" w:eastAsia="zh-CN" w:bidi="ar-SA"/>
               </w:rPr>
             </w:pPr>
             <w:r>
@@ -2048,8 +1978,8 @@
         </w:tc>
         <w:tc>
           <w:tcPr>
-            <w:tcW w:w="0" w:type="auto"/>
-            <w:shd w:val="clear"/>
+            <w:tcW w:w="2841" w:type="dxa"/>
+            <w:shd w:val="clear" w:color="auto" w:fill="auto"/>
             <w:vAlign w:val="center"/>
           </w:tcPr>
           <w:p>
@@ -2060,9 +1990,10 @@
               <w:suppressLineNumbers w:val="0"/>
               <w:jc w:val="left"/>
               <w:rPr>
-                <w:rFonts w:hint="default" w:ascii="Times New Roman" w:hAnsi="Times New Roman" w:cs="Times New Roman"/>
-                <w:sz w:val="20"/>
-                <w:szCs w:val="20"/>
+                <w:rFonts w:hint="default" w:ascii="Times New Roman" w:hAnsi="Times New Roman" w:cs="Times New Roman" w:eastAsiaTheme="minorEastAsia"/>
+                <w:sz w:val="20"/>
+                <w:szCs w:val="20"/>
+                <w:lang w:val="en-US" w:eastAsia="zh-CN" w:bidi="ar-SA"/>
               </w:rPr>
             </w:pPr>
             <w:r>
@@ -2081,28 +2012,22 @@
       <w:tr>
         <w:tblPrEx>
           <w:tblBorders>
-            <w:top w:val="none" w:color="auto" w:sz="0" w:space="0"/>
-            <w:left w:val="none" w:color="auto" w:sz="0" w:space="0"/>
-            <w:bottom w:val="none" w:color="auto" w:sz="0" w:space="0"/>
-            <w:right w:val="none" w:color="auto" w:sz="0" w:space="0"/>
-            <w:insideH w:val="none" w:color="auto" w:sz="0" w:space="0"/>
-            <w:insideV w:val="none" w:color="auto" w:sz="0" w:space="0"/>
+            <w:top w:val="single" w:color="auto" w:sz="4" w:space="0"/>
+            <w:left w:val="single" w:color="auto" w:sz="4" w:space="0"/>
+            <w:bottom w:val="single" w:color="auto" w:sz="4" w:space="0"/>
+            <w:right w:val="single" w:color="auto" w:sz="4" w:space="0"/>
+            <w:insideH w:val="single" w:color="auto" w:sz="4" w:space="0"/>
+            <w:insideV w:val="single" w:color="auto" w:sz="4" w:space="0"/>
           </w:tblBorders>
-          <w:shd w:val="clear"/>
           <w:tblCellMar>
-            <w:top w:w="15" w:type="dxa"/>
-            <w:left w:w="15" w:type="dxa"/>
-            <w:bottom w:w="15" w:type="dxa"/>
-            <w:right w:w="15" w:type="dxa"/>
+            <w:left w:w="108" w:type="dxa"/>
+            <w:right w:w="108" w:type="dxa"/>
           </w:tblCellMar>
         </w:tblPrEx>
-        <w:trPr>
-          <w:tblCellSpacing w:w="15" w:type="dxa"/>
-        </w:trPr>
-        <w:tc>
-          <w:tcPr>
-            <w:tcW w:w="0" w:type="auto"/>
-            <w:shd w:val="clear"/>
+        <w:tc>
+          <w:tcPr>
+            <w:tcW w:w="2840" w:type="dxa"/>
+            <w:shd w:val="clear" w:color="auto" w:fill="auto"/>
             <w:vAlign w:val="center"/>
           </w:tcPr>
           <w:p>
@@ -2113,9 +2038,10 @@
               <w:suppressLineNumbers w:val="0"/>
               <w:jc w:val="left"/>
               <w:rPr>
-                <w:rFonts w:hint="default" w:ascii="Times New Roman" w:hAnsi="Times New Roman" w:cs="Times New Roman"/>
-                <w:sz w:val="20"/>
-                <w:szCs w:val="20"/>
+                <w:rFonts w:hint="default" w:ascii="Times New Roman" w:hAnsi="Times New Roman" w:cs="Times New Roman" w:eastAsiaTheme="minorEastAsia"/>
+                <w:sz w:val="20"/>
+                <w:szCs w:val="20"/>
+                <w:lang w:val="en-US" w:eastAsia="zh-CN" w:bidi="ar-SA"/>
               </w:rPr>
             </w:pPr>
             <w:r>
@@ -2132,8 +2058,8 @@
         </w:tc>
         <w:tc>
           <w:tcPr>
-            <w:tcW w:w="0" w:type="auto"/>
-            <w:shd w:val="clear"/>
+            <w:tcW w:w="2841" w:type="dxa"/>
+            <w:shd w:val="clear" w:color="auto" w:fill="auto"/>
             <w:vAlign w:val="center"/>
           </w:tcPr>
           <w:p>
@@ -2144,9 +2070,10 @@
               <w:suppressLineNumbers w:val="0"/>
               <w:jc w:val="left"/>
               <w:rPr>
-                <w:rFonts w:hint="default" w:ascii="Times New Roman" w:hAnsi="Times New Roman" w:cs="Times New Roman"/>
-                <w:sz w:val="20"/>
-                <w:szCs w:val="20"/>
+                <w:rFonts w:hint="default" w:ascii="Times New Roman" w:hAnsi="Times New Roman" w:cs="Times New Roman" w:eastAsiaTheme="minorEastAsia"/>
+                <w:sz w:val="20"/>
+                <w:szCs w:val="20"/>
+                <w:lang w:val="en-US" w:eastAsia="zh-CN" w:bidi="ar-SA"/>
               </w:rPr>
             </w:pPr>
             <w:r>
@@ -2163,8 +2090,8 @@
         </w:tc>
         <w:tc>
           <w:tcPr>
-            <w:tcW w:w="0" w:type="auto"/>
-            <w:shd w:val="clear"/>
+            <w:tcW w:w="2841" w:type="dxa"/>
+            <w:shd w:val="clear" w:color="auto" w:fill="auto"/>
             <w:vAlign w:val="center"/>
           </w:tcPr>
           <w:p>
@@ -2175,9 +2102,10 @@
               <w:suppressLineNumbers w:val="0"/>
               <w:jc w:val="left"/>
               <w:rPr>
-                <w:rFonts w:hint="default" w:ascii="Times New Roman" w:hAnsi="Times New Roman" w:cs="Times New Roman"/>
-                <w:sz w:val="20"/>
-                <w:szCs w:val="20"/>
+                <w:rFonts w:hint="default" w:ascii="Times New Roman" w:hAnsi="Times New Roman" w:cs="Times New Roman" w:eastAsiaTheme="minorEastAsia"/>
+                <w:sz w:val="20"/>
+                <w:szCs w:val="20"/>
+                <w:lang w:val="en-US" w:eastAsia="zh-CN" w:bidi="ar-SA"/>
               </w:rPr>
             </w:pPr>
             <w:r>
@@ -2194,6 +2122,13 @@
         </w:tc>
       </w:tr>
     </w:tbl>
+    <w:p>
+      <w:pPr>
+        <w:rPr>
+          <w:rFonts w:hint="default"/>
+        </w:rPr>
+      </w:pPr>
+    </w:p>
     <w:p>
       <w:pPr>
         <w:pStyle w:val="4"/>
@@ -2218,56 +2153,46 @@
     </w:p>
     <w:tbl>
       <w:tblPr>
+        <w:tblStyle w:val="11"/>
         <w:tblW w:w="0" w:type="auto"/>
-        <w:tblCellSpacing w:w="15" w:type="dxa"/>
         <w:tblInd w:w="0" w:type="dxa"/>
         <w:tblBorders>
-          <w:top w:val="none" w:color="auto" w:sz="0" w:space="0"/>
-          <w:left w:val="none" w:color="auto" w:sz="0" w:space="0"/>
-          <w:bottom w:val="none" w:color="auto" w:sz="0" w:space="0"/>
-          <w:right w:val="none" w:color="auto" w:sz="0" w:space="0"/>
-          <w:insideH w:val="none" w:color="auto" w:sz="0" w:space="0"/>
-          <w:insideV w:val="none" w:color="auto" w:sz="0" w:space="0"/>
+          <w:top w:val="single" w:color="auto" w:sz="4" w:space="0"/>
+          <w:left w:val="single" w:color="auto" w:sz="4" w:space="0"/>
+          <w:bottom w:val="single" w:color="auto" w:sz="4" w:space="0"/>
+          <w:right w:val="single" w:color="auto" w:sz="4" w:space="0"/>
+          <w:insideH w:val="single" w:color="auto" w:sz="4" w:space="0"/>
+          <w:insideV w:val="single" w:color="auto" w:sz="4" w:space="0"/>
         </w:tblBorders>
-        <w:shd w:val="clear"/>
         <w:tblLayout w:type="autofit"/>
         <w:tblCellMar>
-          <w:top w:w="15" w:type="dxa"/>
-          <w:left w:w="15" w:type="dxa"/>
-          <w:bottom w:w="15" w:type="dxa"/>
-          <w:right w:w="15" w:type="dxa"/>
+          <w:left w:w="108" w:type="dxa"/>
+          <w:right w:w="108" w:type="dxa"/>
         </w:tblCellMar>
       </w:tblPr>
       <w:tblGrid>
-        <w:gridCol w:w="1548"/>
-        <w:gridCol w:w="1131"/>
+        <w:gridCol w:w="2840"/>
+        <w:gridCol w:w="2841"/>
       </w:tblGrid>
       <w:tr>
         <w:tblPrEx>
           <w:tblBorders>
-            <w:top w:val="none" w:color="auto" w:sz="0" w:space="0"/>
-            <w:left w:val="none" w:color="auto" w:sz="0" w:space="0"/>
-            <w:bottom w:val="none" w:color="auto" w:sz="0" w:space="0"/>
-            <w:right w:val="none" w:color="auto" w:sz="0" w:space="0"/>
-            <w:insideH w:val="none" w:color="auto" w:sz="0" w:space="0"/>
-            <w:insideV w:val="none" w:color="auto" w:sz="0" w:space="0"/>
+            <w:top w:val="single" w:color="auto" w:sz="4" w:space="0"/>
+            <w:left w:val="single" w:color="auto" w:sz="4" w:space="0"/>
+            <w:bottom w:val="single" w:color="auto" w:sz="4" w:space="0"/>
+            <w:right w:val="single" w:color="auto" w:sz="4" w:space="0"/>
+            <w:insideH w:val="single" w:color="auto" w:sz="4" w:space="0"/>
+            <w:insideV w:val="single" w:color="auto" w:sz="4" w:space="0"/>
           </w:tblBorders>
-          <w:shd w:val="clear"/>
           <w:tblCellMar>
-            <w:top w:w="15" w:type="dxa"/>
-            <w:left w:w="15" w:type="dxa"/>
-            <w:bottom w:w="15" w:type="dxa"/>
-            <w:right w:w="15" w:type="dxa"/>
+            <w:left w:w="108" w:type="dxa"/>
+            <w:right w:w="108" w:type="dxa"/>
           </w:tblCellMar>
         </w:tblPrEx>
-        <w:trPr>
-          <w:tblHeader/>
-          <w:tblCellSpacing w:w="15" w:type="dxa"/>
-        </w:trPr>
-        <w:tc>
-          <w:tcPr>
-            <w:tcW w:w="0" w:type="auto"/>
-            <w:shd w:val="clear"/>
+        <w:tc>
+          <w:tcPr>
+            <w:tcW w:w="2840" w:type="dxa"/>
+            <w:shd w:val="clear" w:color="auto" w:fill="auto"/>
             <w:vAlign w:val="center"/>
           </w:tcPr>
           <w:p>
@@ -2278,11 +2203,12 @@
               <w:suppressLineNumbers w:val="0"/>
               <w:jc w:val="center"/>
               <w:rPr>
-                <w:rFonts w:hint="default" w:ascii="Times New Roman" w:hAnsi="Times New Roman" w:cs="Times New Roman"/>
+                <w:rFonts w:hint="default" w:ascii="Times New Roman" w:hAnsi="Times New Roman" w:cs="Times New Roman" w:eastAsiaTheme="minorEastAsia"/>
                 <w:b/>
                 <w:bCs/>
                 <w:sz w:val="20"/>
                 <w:szCs w:val="20"/>
+                <w:lang w:val="en-US" w:eastAsia="zh-CN" w:bidi="ar-SA"/>
               </w:rPr>
             </w:pPr>
             <w:r>
@@ -2301,23 +2227,13 @@
         </w:tc>
         <w:tc>
           <w:tcPr>
-            <w:tcW w:w="0" w:type="auto"/>
-            <w:shd w:val="clear"/>
-            <w:vAlign w:val="center"/>
-          </w:tcPr>
-          <w:p>
-            <w:pPr>
-              <w:keepNext w:val="0"/>
-              <w:keepLines w:val="0"/>
-              <w:widowControl/>
-              <w:suppressLineNumbers w:val="0"/>
-              <w:jc w:val="center"/>
-              <w:rPr>
-                <w:rFonts w:hint="default" w:ascii="Times New Roman" w:hAnsi="Times New Roman" w:cs="Times New Roman"/>
-                <w:b/>
-                <w:bCs/>
-                <w:sz w:val="20"/>
-                <w:szCs w:val="20"/>
+            <w:tcW w:w="2841" w:type="dxa"/>
+          </w:tcPr>
+          <w:p>
+            <w:pPr>
+              <w:rPr>
+                <w:rFonts w:hint="default"/>
+                <w:vertAlign w:val="baseline"/>
               </w:rPr>
             </w:pPr>
             <w:r>
@@ -2338,27 +2254,22 @@
       <w:tr>
         <w:tblPrEx>
           <w:tblBorders>
-            <w:top w:val="none" w:color="auto" w:sz="0" w:space="0"/>
-            <w:left w:val="none" w:color="auto" w:sz="0" w:space="0"/>
-            <w:bottom w:val="none" w:color="auto" w:sz="0" w:space="0"/>
-            <w:right w:val="none" w:color="auto" w:sz="0" w:space="0"/>
-            <w:insideH w:val="none" w:color="auto" w:sz="0" w:space="0"/>
-            <w:insideV w:val="none" w:color="auto" w:sz="0" w:space="0"/>
+            <w:top w:val="single" w:color="auto" w:sz="4" w:space="0"/>
+            <w:left w:val="single" w:color="auto" w:sz="4" w:space="0"/>
+            <w:bottom w:val="single" w:color="auto" w:sz="4" w:space="0"/>
+            <w:right w:val="single" w:color="auto" w:sz="4" w:space="0"/>
+            <w:insideH w:val="single" w:color="auto" w:sz="4" w:space="0"/>
+            <w:insideV w:val="single" w:color="auto" w:sz="4" w:space="0"/>
           </w:tblBorders>
           <w:tblCellMar>
-            <w:top w:w="15" w:type="dxa"/>
-            <w:left w:w="15" w:type="dxa"/>
-            <w:bottom w:w="15" w:type="dxa"/>
-            <w:right w:w="15" w:type="dxa"/>
+            <w:left w:w="108" w:type="dxa"/>
+            <w:right w:w="108" w:type="dxa"/>
           </w:tblCellMar>
         </w:tblPrEx>
-        <w:trPr>
-          <w:tblCellSpacing w:w="15" w:type="dxa"/>
-        </w:trPr>
-        <w:tc>
-          <w:tcPr>
-            <w:tcW w:w="0" w:type="auto"/>
-            <w:shd w:val="clear"/>
+        <w:tc>
+          <w:tcPr>
+            <w:tcW w:w="2840" w:type="dxa"/>
+            <w:shd w:val="clear" w:color="auto" w:fill="auto"/>
             <w:vAlign w:val="center"/>
           </w:tcPr>
           <w:p>
@@ -2369,9 +2280,10 @@
               <w:suppressLineNumbers w:val="0"/>
               <w:jc w:val="left"/>
               <w:rPr>
-                <w:rFonts w:hint="default" w:ascii="Times New Roman" w:hAnsi="Times New Roman" w:cs="Times New Roman"/>
-                <w:sz w:val="20"/>
-                <w:szCs w:val="20"/>
+                <w:rFonts w:hint="default" w:ascii="Times New Roman" w:hAnsi="Times New Roman" w:cs="Times New Roman" w:eastAsiaTheme="minorEastAsia"/>
+                <w:sz w:val="20"/>
+                <w:szCs w:val="20"/>
+                <w:lang w:val="en-US" w:eastAsia="zh-CN" w:bidi="ar-SA"/>
               </w:rPr>
             </w:pPr>
             <w:r>
@@ -2388,8 +2300,8 @@
         </w:tc>
         <w:tc>
           <w:tcPr>
-            <w:tcW w:w="0" w:type="auto"/>
-            <w:shd w:val="clear"/>
+            <w:tcW w:w="2841" w:type="dxa"/>
+            <w:shd w:val="clear" w:color="auto" w:fill="auto"/>
             <w:vAlign w:val="center"/>
           </w:tcPr>
           <w:p>
@@ -2400,9 +2312,10 @@
               <w:suppressLineNumbers w:val="0"/>
               <w:jc w:val="left"/>
               <w:rPr>
-                <w:rFonts w:hint="default" w:ascii="Times New Roman" w:hAnsi="Times New Roman" w:cs="Times New Roman"/>
-                <w:sz w:val="20"/>
-                <w:szCs w:val="20"/>
+                <w:rFonts w:hint="default" w:ascii="Times New Roman" w:hAnsi="Times New Roman" w:cs="Times New Roman" w:eastAsiaTheme="minorEastAsia"/>
+                <w:sz w:val="20"/>
+                <w:szCs w:val="20"/>
+                <w:lang w:val="en-US" w:eastAsia="zh-CN" w:bidi="ar-SA"/>
               </w:rPr>
             </w:pPr>
             <w:r>
@@ -2421,28 +2334,22 @@
       <w:tr>
         <w:tblPrEx>
           <w:tblBorders>
-            <w:top w:val="none" w:color="auto" w:sz="0" w:space="0"/>
-            <w:left w:val="none" w:color="auto" w:sz="0" w:space="0"/>
-            <w:bottom w:val="none" w:color="auto" w:sz="0" w:space="0"/>
-            <w:right w:val="none" w:color="auto" w:sz="0" w:space="0"/>
-            <w:insideH w:val="none" w:color="auto" w:sz="0" w:space="0"/>
-            <w:insideV w:val="none" w:color="auto" w:sz="0" w:space="0"/>
+            <w:top w:val="single" w:color="auto" w:sz="4" w:space="0"/>
+            <w:left w:val="single" w:color="auto" w:sz="4" w:space="0"/>
+            <w:bottom w:val="single" w:color="auto" w:sz="4" w:space="0"/>
+            <w:right w:val="single" w:color="auto" w:sz="4" w:space="0"/>
+            <w:insideH w:val="single" w:color="auto" w:sz="4" w:space="0"/>
+            <w:insideV w:val="single" w:color="auto" w:sz="4" w:space="0"/>
           </w:tblBorders>
-          <w:shd w:val="clear"/>
           <w:tblCellMar>
-            <w:top w:w="15" w:type="dxa"/>
-            <w:left w:w="15" w:type="dxa"/>
-            <w:bottom w:w="15" w:type="dxa"/>
-            <w:right w:w="15" w:type="dxa"/>
+            <w:left w:w="108" w:type="dxa"/>
+            <w:right w:w="108" w:type="dxa"/>
           </w:tblCellMar>
         </w:tblPrEx>
-        <w:trPr>
-          <w:tblCellSpacing w:w="15" w:type="dxa"/>
-        </w:trPr>
-        <w:tc>
-          <w:tcPr>
-            <w:tcW w:w="0" w:type="auto"/>
-            <w:shd w:val="clear"/>
+        <w:tc>
+          <w:tcPr>
+            <w:tcW w:w="2840" w:type="dxa"/>
+            <w:shd w:val="clear" w:color="auto" w:fill="auto"/>
             <w:vAlign w:val="center"/>
           </w:tcPr>
           <w:p>
@@ -2453,9 +2360,10 @@
               <w:suppressLineNumbers w:val="0"/>
               <w:jc w:val="left"/>
               <w:rPr>
-                <w:rFonts w:hint="default" w:ascii="Times New Roman" w:hAnsi="Times New Roman" w:cs="Times New Roman"/>
-                <w:sz w:val="20"/>
-                <w:szCs w:val="20"/>
+                <w:rFonts w:hint="default" w:ascii="Times New Roman" w:hAnsi="Times New Roman" w:cs="Times New Roman" w:eastAsiaTheme="minorEastAsia"/>
+                <w:sz w:val="20"/>
+                <w:szCs w:val="20"/>
+                <w:lang w:val="en-US" w:eastAsia="zh-CN" w:bidi="ar-SA"/>
               </w:rPr>
             </w:pPr>
             <w:r>
@@ -2472,8 +2380,8 @@
         </w:tc>
         <w:tc>
           <w:tcPr>
-            <w:tcW w:w="0" w:type="auto"/>
-            <w:shd w:val="clear"/>
+            <w:tcW w:w="2841" w:type="dxa"/>
+            <w:shd w:val="clear" w:color="auto" w:fill="auto"/>
             <w:vAlign w:val="center"/>
           </w:tcPr>
           <w:p>
@@ -2484,9 +2392,10 @@
               <w:suppressLineNumbers w:val="0"/>
               <w:jc w:val="left"/>
               <w:rPr>
-                <w:rFonts w:hint="default" w:ascii="Times New Roman" w:hAnsi="Times New Roman" w:cs="Times New Roman"/>
-                <w:sz w:val="20"/>
-                <w:szCs w:val="20"/>
+                <w:rFonts w:hint="default" w:ascii="Times New Roman" w:hAnsi="Times New Roman" w:cs="Times New Roman" w:eastAsiaTheme="minorEastAsia"/>
+                <w:sz w:val="20"/>
+                <w:szCs w:val="20"/>
+                <w:lang w:val="en-US" w:eastAsia="zh-CN" w:bidi="ar-SA"/>
               </w:rPr>
             </w:pPr>
             <w:r>
@@ -2512,6 +2421,8 @@
           <w:lang w:val="en-US"/>
         </w:rPr>
       </w:pPr>
+      <w:bookmarkStart w:id="0" w:name="_GoBack"/>
+      <w:bookmarkEnd w:id="0"/>
     </w:p>
     <w:sectPr>
       <w:pgSz w:w="11906" w:h="16838"/>
@@ -2783,14 +2694,14 @@
     <w:lsdException w:unhideWhenUsed="0" w:uiPriority="0" w:semiHidden="0" w:name="Document Map"/>
     <w:lsdException w:unhideWhenUsed="0" w:uiPriority="0" w:semiHidden="0" w:name="Plain Text"/>
     <w:lsdException w:unhideWhenUsed="0" w:uiPriority="0" w:semiHidden="0" w:name="E-mail Signature"/>
-    <w:lsdException w:unhideWhenUsed="0" w:uiPriority="0" w:semiHidden="0" w:name="Normal (Web)"/>
+    <w:lsdException w:qFormat="1" w:unhideWhenUsed="0" w:uiPriority="0" w:semiHidden="0" w:name="Normal (Web)"/>
     <w:lsdException w:unhideWhenUsed="0" w:uiPriority="0" w:semiHidden="0" w:name="HTML Acronym"/>
     <w:lsdException w:unhideWhenUsed="0" w:uiPriority="0" w:semiHidden="0" w:name="HTML Address"/>
     <w:lsdException w:unhideWhenUsed="0" w:uiPriority="0" w:semiHidden="0" w:name="HTML Cite"/>
-    <w:lsdException w:unhideWhenUsed="0" w:uiPriority="0" w:semiHidden="0" w:name="HTML Code"/>
+    <w:lsdException w:qFormat="1" w:unhideWhenUsed="0" w:uiPriority="0" w:semiHidden="0" w:name="HTML Code"/>
     <w:lsdException w:unhideWhenUsed="0" w:uiPriority="0" w:semiHidden="0" w:name="HTML Definition"/>
     <w:lsdException w:unhideWhenUsed="0" w:uiPriority="0" w:semiHidden="0" w:name="HTML Keyboard"/>
-    <w:lsdException w:unhideWhenUsed="0" w:uiPriority="0" w:semiHidden="0" w:name="HTML Preformatted"/>
+    <w:lsdException w:qFormat="1" w:unhideWhenUsed="0" w:uiPriority="0" w:semiHidden="0" w:name="HTML Preformatted"/>
     <w:lsdException w:unhideWhenUsed="0" w:uiPriority="0" w:semiHidden="0" w:name="HTML Sample"/>
     <w:lsdException w:unhideWhenUsed="0" w:uiPriority="0" w:semiHidden="0" w:name="HTML Typewriter"/>
     <w:lsdException w:unhideWhenUsed="0" w:uiPriority="0" w:semiHidden="0" w:name="HTML Variable"/>
@@ -3031,6 +2942,7 @@
   <w:style w:type="character" w:styleId="7">
     <w:name w:val="HTML Code"/>
     <w:basedOn w:val="5"/>
+    <w:qFormat/>
     <w:uiPriority w:val="0"/>
     <w:rPr>
       <w:rFonts w:ascii="Courier New" w:hAnsi="Courier New" w:cs="Courier New"/>
@@ -3040,6 +2952,7 @@
   </w:style>
   <w:style w:type="paragraph" w:styleId="8">
     <w:name w:val="HTML Preformatted"/>
+    <w:qFormat/>
     <w:uiPriority w:val="0"/>
     <w:pPr>
       <w:tabs>
@@ -3072,6 +2985,7 @@
   </w:style>
   <w:style w:type="paragraph" w:styleId="9">
     <w:name w:val="Normal (Web)"/>
+    <w:qFormat/>
     <w:uiPriority w:val="0"/>
     <w:pPr>
       <w:spacing w:before="0" w:beforeAutospacing="1" w:after="0" w:afterAutospacing="1"/>
@@ -3079,6 +2993,7 @@
       <w:jc w:val="left"/>
     </w:pPr>
     <w:rPr>
+      <w:rFonts w:ascii="Times New Roman" w:hAnsi="Times New Roman" w:eastAsia="SimSun" w:cs="Times New Roman"/>
       <w:kern w:val="0"/>
       <w:sz w:val="24"/>
       <w:szCs w:val="24"/>
@@ -3094,6 +3009,25 @@
       <w:b/>
       <w:bCs/>
     </w:rPr>
+  </w:style>
+  <w:style w:type="table" w:styleId="11">
+    <w:name w:val="Table Grid"/>
+    <w:basedOn w:val="6"/>
+    <w:uiPriority w:val="0"/>
+    <w:pPr>
+      <w:widowControl w:val="0"/>
+      <w:jc w:val="both"/>
+    </w:pPr>
+    <w:tblPr>
+      <w:tblBorders>
+        <w:top w:val="single" w:color="auto" w:sz="4" w:space="0"/>
+        <w:left w:val="single" w:color="auto" w:sz="4" w:space="0"/>
+        <w:bottom w:val="single" w:color="auto" w:sz="4" w:space="0"/>
+        <w:right w:val="single" w:color="auto" w:sz="4" w:space="0"/>
+        <w:insideH w:val="single" w:color="auto" w:sz="4" w:space="0"/>
+        <w:insideV w:val="single" w:color="auto" w:sz="4" w:space="0"/>
+      </w:tblBorders>
+    </w:tblPr>
   </w:style>
 </w:styles>
 </file>
